--- a/lessons/4-1/downloads/reveal/4.1-session-1-practice-form-b.docx
+++ b/lessons/4-1/downloads/reveal/4.1-session-1-practice-form-b.docx
@@ -88,6 +88,7 @@
       <w:pPr>
         <w:keepNext/>
         <w:spacing w:before="0" w:after="10" w:line="240" w:lineRule="auto"/>
+        <w:outlineLvl w:val="0"/>
       </w:pPr>
       <w:r>
         <w:rPr>
@@ -123,7 +124,7 @@
           <w:sz w:val="15"/>
           <w:szCs w:val="15"/>
         </w:rPr>
-        <w:t xml:space="preserve">   ·   6.RP.A.3c</w:t>
+        <w:t xml:space="preserve">   ·   6.AT.4</w:t>
       </w:r>
     </w:p>
     <w:p>
@@ -194,8 +195,8 @@
                 <w:rFonts w:ascii="Avenir Next" w:hAnsi="Avenir Next" w:cs="Avenir Next" w:eastAsia="Avenir Next"/>
                 <w:b/>
                 <w:color w:val="003A70"/>
-                <w:sz w:val="18"/>
-                <w:szCs w:val="18"/>
+                <w:sz w:val="19"/>
+                <w:szCs w:val="19"/>
               </w:rPr>
               <w:t xml:space="preserve">•</w:t>
             </w:r>
@@ -203,8 +204,8 @@
               <w:rPr>
                 <w:rFonts w:ascii="Avenir Next" w:hAnsi="Avenir Next" w:cs="Avenir Next" w:eastAsia="Avenir Next"/>
                 <w:color w:val="1A1A1A"/>
-                <w:sz w:val="18"/>
-                <w:szCs w:val="18"/>
+                <w:sz w:val="19"/>
+                <w:szCs w:val="19"/>
               </w:rPr>
               <w:tab/>
             </w:r>
@@ -213,8 +214,8 @@
                 <w:rFonts w:ascii="Avenir Next" w:hAnsi="Avenir Next" w:cs="Avenir Next" w:eastAsia="Avenir Next"/>
                 <w:b/>
                 <w:color w:val="1A1A1A"/>
-                <w:sz w:val="18"/>
-                <w:szCs w:val="18"/>
+                <w:sz w:val="19"/>
+                <w:szCs w:val="19"/>
               </w:rPr>
               <w:t xml:space="preserve">Percent</w:t>
             </w:r>
@@ -222,8 +223,8 @@
               <w:rPr>
                 <w:rFonts w:ascii="Avenir Next" w:hAnsi="Avenir Next" w:cs="Avenir Next" w:eastAsia="Avenir Next"/>
                 <w:color w:val="1A1A1A"/>
-                <w:sz w:val="18"/>
-                <w:szCs w:val="18"/>
+                <w:sz w:val="19"/>
+                <w:szCs w:val="19"/>
               </w:rPr>
               <w:t xml:space="preserve"> means </w:t>
             </w:r>
@@ -232,8 +233,8 @@
                 <w:rFonts w:ascii="Avenir Next" w:hAnsi="Avenir Next" w:cs="Avenir Next" w:eastAsia="Avenir Next"/>
                 <w:b/>
                 <w:color w:val="1A1A1A"/>
-                <w:sz w:val="18"/>
-                <w:szCs w:val="18"/>
+                <w:sz w:val="19"/>
+                <w:szCs w:val="19"/>
               </w:rPr>
               <w:t xml:space="preserve">per hundred</w:t>
             </w:r>
@@ -241,29 +242,10 @@
               <w:rPr>
                 <w:rFonts w:ascii="Avenir Next" w:hAnsi="Avenir Next" w:cs="Avenir Next" w:eastAsia="Avenir Next"/>
                 <w:color w:val="1A1A1A"/>
-                <w:sz w:val="18"/>
-                <w:szCs w:val="18"/>
-              </w:rPr>
-              <w:t xml:space="preserve">. The whole is always </w:t>
-            </w:r>
-            <w:r>
-              <w:rPr>
-                <w:rFonts w:ascii="Avenir Next" w:hAnsi="Avenir Next" w:cs="Avenir Next" w:eastAsia="Avenir Next"/>
-                <w:b/>
-                <w:color w:val="1A1A1A"/>
-                <w:sz w:val="18"/>
-                <w:szCs w:val="18"/>
-              </w:rPr>
-              <w:t xml:space="preserve">100%</w:t>
-            </w:r>
-            <w:r>
-              <w:rPr>
-                <w:rFonts w:ascii="Avenir Next" w:hAnsi="Avenir Next" w:cs="Avenir Next" w:eastAsia="Avenir Next"/>
-                <w:color w:val="1A1A1A"/>
-                <w:sz w:val="18"/>
-                <w:szCs w:val="18"/>
-              </w:rPr>
-              <w:t xml:space="preserve">.</w:t>
+                <w:sz w:val="19"/>
+                <w:szCs w:val="19"/>
+              </w:rPr>
+              <w:t xml:space="preserve">. The whole is 100%.</w:t>
             </w:r>
           </w:p>
           <w:p>
@@ -279,8 +261,8 @@
                 <w:rFonts w:ascii="Avenir Next" w:hAnsi="Avenir Next" w:cs="Avenir Next" w:eastAsia="Avenir Next"/>
                 <w:b/>
                 <w:color w:val="003A70"/>
-                <w:sz w:val="18"/>
-                <w:szCs w:val="18"/>
+                <w:sz w:val="19"/>
+                <w:szCs w:val="19"/>
               </w:rPr>
               <w:t xml:space="preserve">•</w:t>
             </w:r>
@@ -288,8 +270,8 @@
               <w:rPr>
                 <w:rFonts w:ascii="Avenir Next" w:hAnsi="Avenir Next" w:cs="Avenir Next" w:eastAsia="Avenir Next"/>
                 <w:color w:val="1A1A1A"/>
-                <w:sz w:val="18"/>
-                <w:szCs w:val="18"/>
+                <w:sz w:val="19"/>
+                <w:szCs w:val="19"/>
               </w:rPr>
               <w:tab/>
             </w:r>
@@ -297,8 +279,8 @@
               <w:rPr>
                 <w:rFonts w:ascii="Avenir Next" w:hAnsi="Avenir Next" w:cs="Avenir Next" w:eastAsia="Avenir Next"/>
                 <w:color w:val="1A1A1A"/>
-                <w:sz w:val="18"/>
-                <w:szCs w:val="18"/>
+                <w:sz w:val="19"/>
+                <w:szCs w:val="19"/>
               </w:rPr>
               <w:t xml:space="preserve">Multiply the part </w:t>
             </w:r>
@@ -307,8 +289,8 @@
                 <w:rFonts w:ascii="Avenir Next" w:hAnsi="Avenir Next" w:cs="Avenir Next" w:eastAsia="Avenir Next"/>
                 <w:b/>
                 <w:color w:val="1A1A1A"/>
-                <w:sz w:val="18"/>
-                <w:szCs w:val="18"/>
+                <w:sz w:val="19"/>
+                <w:szCs w:val="19"/>
               </w:rPr>
               <w:t xml:space="preserve">and</w:t>
             </w:r>
@@ -316,10 +298,10 @@
               <w:rPr>
                 <w:rFonts w:ascii="Avenir Next" w:hAnsi="Avenir Next" w:cs="Avenir Next" w:eastAsia="Avenir Next"/>
                 <w:color w:val="1A1A1A"/>
-                <w:sz w:val="18"/>
-                <w:szCs w:val="18"/>
-              </w:rPr>
-              <w:t xml:space="preserve"> the whole by the same number to get a whole of 100: 3 out of 4 = 75 out of 100 = 75%.</w:t>
+                <w:sz w:val="19"/>
+                <w:szCs w:val="19"/>
+              </w:rPr>
+              <w:t xml:space="preserve"> the whole by the same number to make the whole 100.</w:t>
             </w:r>
           </w:p>
           <w:p>
@@ -335,8 +317,8 @@
                 <w:rFonts w:ascii="Avenir Next" w:hAnsi="Avenir Next" w:cs="Avenir Next" w:eastAsia="Avenir Next"/>
                 <w:b/>
                 <w:color w:val="003A70"/>
-                <w:sz w:val="18"/>
-                <w:szCs w:val="18"/>
+                <w:sz w:val="19"/>
+                <w:szCs w:val="19"/>
               </w:rPr>
               <w:t xml:space="preserve">•</w:t>
             </w:r>
@@ -344,8 +326,8 @@
               <w:rPr>
                 <w:rFonts w:ascii="Avenir Next" w:hAnsi="Avenir Next" w:cs="Avenir Next" w:eastAsia="Avenir Next"/>
                 <w:color w:val="1A1A1A"/>
-                <w:sz w:val="18"/>
-                <w:szCs w:val="18"/>
+                <w:sz w:val="19"/>
+                <w:szCs w:val="19"/>
               </w:rPr>
               <w:tab/>
             </w:r>
@@ -353,10 +335,10 @@
               <w:rPr>
                 <w:rFonts w:ascii="Avenir Next" w:hAnsi="Avenir Next" w:cs="Avenir Next" w:eastAsia="Avenir Next"/>
                 <w:color w:val="1A1A1A"/>
-                <w:sz w:val="18"/>
-                <w:szCs w:val="18"/>
-              </w:rPr>
-              <w:t xml:space="preserve">If the whole does not go into 100, simplify first: 6 out of 15 = 2 out of 5 = 40%. The part and the rest add to 100%.</w:t>
+                <w:sz w:val="19"/>
+                <w:szCs w:val="19"/>
+              </w:rPr>
+              <w:t xml:space="preserve">Simplify first if needed: 6 out of 15 = 2 out of 5 = 40%. The part and the rest add to 100%.</w:t>
             </w:r>
           </w:p>
         </w:tc>
@@ -390,10 +372,10 @@
               <w:rPr>
                 <w:rFonts w:ascii="Avenir Next" w:hAnsi="Avenir Next" w:cs="Avenir Next" w:eastAsia="Avenir Next"/>
                 <w:color w:val="1A1A1A"/>
-                <w:sz w:val="17"/>
-                <w:szCs w:val="17"/>
-              </w:rPr>
-              <w:t xml:space="preserve">3 out of every 4 students bring lunch from home. What percent is that?</w:t>
+                <w:sz w:val="18"/>
+                <w:szCs w:val="18"/>
+              </w:rPr>
+              <w:t xml:space="preserve">3 out of 4 students bring lunch. What percent?</w:t>
             </w:r>
           </w:p>
           <w:p>
@@ -409,8 +391,8 @@
                 <w:rFonts w:ascii="Avenir Next" w:hAnsi="Avenir Next" w:cs="Avenir Next" w:eastAsia="Avenir Next"/>
                 <w:b/>
                 <w:color w:val="003A70"/>
-                <w:sz w:val="17"/>
-                <w:szCs w:val="17"/>
+                <w:sz w:val="18"/>
+                <w:szCs w:val="18"/>
               </w:rPr>
               <w:t xml:space="preserve">Step 1</w:t>
             </w:r>
@@ -418,8 +400,8 @@
               <w:rPr>
                 <w:rFonts w:ascii="Avenir Next" w:hAnsi="Avenir Next" w:cs="Avenir Next" w:eastAsia="Avenir Next"/>
                 <w:color w:val="1A1A1A"/>
-                <w:sz w:val="17"/>
-                <w:szCs w:val="17"/>
+                <w:sz w:val="18"/>
+                <w:szCs w:val="18"/>
               </w:rPr>
               <w:tab/>
             </w:r>
@@ -427,8 +409,8 @@
               <w:rPr>
                 <w:rFonts w:ascii="Avenir Next" w:hAnsi="Avenir Next" w:cs="Avenir Next" w:eastAsia="Avenir Next"/>
                 <w:color w:val="1A1A1A"/>
-                <w:sz w:val="17"/>
-                <w:szCs w:val="17"/>
+                <w:sz w:val="18"/>
+                <w:szCs w:val="18"/>
               </w:rPr>
               <w:t xml:space="preserve">What times 4 makes 100? 25.</w:t>
             </w:r>
@@ -446,8 +428,8 @@
                 <w:rFonts w:ascii="Avenir Next" w:hAnsi="Avenir Next" w:cs="Avenir Next" w:eastAsia="Avenir Next"/>
                 <w:b/>
                 <w:color w:val="003A70"/>
-                <w:sz w:val="17"/>
-                <w:szCs w:val="17"/>
+                <w:sz w:val="18"/>
+                <w:szCs w:val="18"/>
               </w:rPr>
               <w:t xml:space="preserve">Step 2</w:t>
             </w:r>
@@ -455,8 +437,8 @@
               <w:rPr>
                 <w:rFonts w:ascii="Avenir Next" w:hAnsi="Avenir Next" w:cs="Avenir Next" w:eastAsia="Avenir Next"/>
                 <w:color w:val="1A1A1A"/>
-                <w:sz w:val="17"/>
-                <w:szCs w:val="17"/>
+                <w:sz w:val="18"/>
+                <w:szCs w:val="18"/>
               </w:rPr>
               <w:tab/>
             </w:r>
@@ -464,8 +446,8 @@
               <w:rPr>
                 <w:rFonts w:ascii="Avenir Next" w:hAnsi="Avenir Next" w:cs="Avenir Next" w:eastAsia="Avenir Next"/>
                 <w:color w:val="1A1A1A"/>
-                <w:sz w:val="17"/>
-                <w:szCs w:val="17"/>
+                <w:sz w:val="18"/>
+                <w:szCs w:val="18"/>
               </w:rPr>
               <w:t xml:space="preserve">3 × 25 = 75 and 4 × 25 = 100.</w:t>
             </w:r>
@@ -483,8 +465,8 @@
                 <w:rFonts w:ascii="Avenir Next" w:hAnsi="Avenir Next" w:cs="Avenir Next" w:eastAsia="Avenir Next"/>
                 <w:b/>
                 <w:color w:val="003A70"/>
-                <w:sz w:val="17"/>
-                <w:szCs w:val="17"/>
+                <w:sz w:val="18"/>
+                <w:szCs w:val="18"/>
               </w:rPr>
               <w:t xml:space="preserve">Step 3</w:t>
             </w:r>
@@ -492,8 +474,8 @@
               <w:rPr>
                 <w:rFonts w:ascii="Avenir Next" w:hAnsi="Avenir Next" w:cs="Avenir Next" w:eastAsia="Avenir Next"/>
                 <w:color w:val="1A1A1A"/>
-                <w:sz w:val="17"/>
-                <w:szCs w:val="17"/>
+                <w:sz w:val="18"/>
+                <w:szCs w:val="18"/>
               </w:rPr>
               <w:tab/>
             </w:r>
@@ -501,8 +483,8 @@
               <w:rPr>
                 <w:rFonts w:ascii="Avenir Next" w:hAnsi="Avenir Next" w:cs="Avenir Next" w:eastAsia="Avenir Next"/>
                 <w:color w:val="1A1A1A"/>
-                <w:sz w:val="17"/>
-                <w:szCs w:val="17"/>
+                <w:sz w:val="18"/>
+                <w:szCs w:val="18"/>
               </w:rPr>
               <w:t xml:space="preserve">75 out of 100 = 75%.</w:t>
             </w:r>
@@ -520,8 +502,8 @@
                 <w:rFonts w:ascii="Avenir Next" w:hAnsi="Avenir Next" w:cs="Avenir Next" w:eastAsia="Avenir Next"/>
                 <w:b/>
                 <w:color w:val="1A1A1A"/>
-                <w:sz w:val="17"/>
-                <w:szCs w:val="17"/>
+                <w:sz w:val="18"/>
+                <w:szCs w:val="18"/>
               </w:rPr>
               <w:t xml:space="preserve">Answer</w:t>
             </w:r>
@@ -529,8 +511,8 @@
               <w:rPr>
                 <w:rFonts w:ascii="Avenir Next" w:hAnsi="Avenir Next" w:cs="Avenir Next" w:eastAsia="Avenir Next"/>
                 <w:color w:val="1A1A1A"/>
-                <w:sz w:val="17"/>
-                <w:szCs w:val="17"/>
+                <w:sz w:val="18"/>
+                <w:szCs w:val="18"/>
               </w:rPr>
               <w:tab/>
             </w:r>
@@ -539,8 +521,8 @@
                 <w:rFonts w:ascii="Avenir Next" w:hAnsi="Avenir Next" w:cs="Avenir Next" w:eastAsia="Avenir Next"/>
                 <w:b/>
                 <w:color w:val="1A1A1A"/>
-                <w:sz w:val="17"/>
-                <w:szCs w:val="17"/>
+                <w:sz w:val="18"/>
+                <w:szCs w:val="18"/>
               </w:rPr>
               <w:t xml:space="preserve">75% bring lunch</w:t>
             </w:r>
@@ -652,6 +634,7 @@
           <w:tab w:val="right" w:pos="9504"/>
         </w:tabs>
         <w:spacing w:before="90" w:after="50" w:line="240" w:lineRule="auto"/>
+        <w:outlineLvl w:val="1"/>
       </w:pPr>
       <w:r>
         <w:rPr>
@@ -736,8 +719,8 @@
                 <w:rFonts w:ascii="Avenir Next" w:hAnsi="Avenir Next" w:cs="Avenir Next" w:eastAsia="Avenir Next"/>
                 <w:b/>
                 <w:color w:val="1A1A1A"/>
-                <w:sz w:val="20"/>
-                <w:szCs w:val="20"/>
+                <w:sz w:val="21"/>
+                <w:szCs w:val="21"/>
               </w:rPr>
               <w:t xml:space="preserve">1.</w:t>
             </w:r>
@@ -745,8 +728,8 @@
               <w:rPr>
                 <w:rFonts w:ascii="Avenir Next" w:hAnsi="Avenir Next" w:cs="Avenir Next" w:eastAsia="Avenir Next"/>
                 <w:color w:val="1A1A1A"/>
-                <w:sz w:val="20"/>
-                <w:szCs w:val="20"/>
+                <w:sz w:val="21"/>
+                <w:szCs w:val="21"/>
               </w:rPr>
               <w:tab/>
             </w:r>
@@ -754,8 +737,8 @@
               <w:rPr>
                 <w:rFonts w:ascii="Avenir Next" w:hAnsi="Avenir Next" w:cs="Avenir Next" w:eastAsia="Avenir Next"/>
                 <w:color w:val="1A1A1A"/>
-                <w:sz w:val="20"/>
-                <w:szCs w:val="20"/>
+                <w:sz w:val="21"/>
+                <w:szCs w:val="21"/>
               </w:rPr>
               <w:t xml:space="preserve">Write each ratio as a percent.</w:t>
             </w:r>
@@ -810,8 +793,8 @@
                       <w:rFonts w:ascii="Avenir Next" w:hAnsi="Avenir Next" w:cs="Avenir Next" w:eastAsia="Avenir Next"/>
                       <w:b/>
                       <w:color w:val="003A70"/>
-                      <w:sz w:val="20"/>
-                      <w:szCs w:val="20"/>
+                      <w:sz w:val="21"/>
+                      <w:szCs w:val="21"/>
                     </w:rPr>
                     <w:t xml:space="preserve">a.</w:t>
                   </w:r>
@@ -819,8 +802,8 @@
                     <w:rPr>
                       <w:rFonts w:ascii="Avenir Next" w:hAnsi="Avenir Next" w:cs="Avenir Next" w:eastAsia="Avenir Next"/>
                       <w:color w:val="1A1A1A"/>
-                      <w:sz w:val="20"/>
-                      <w:szCs w:val="20"/>
+                      <w:sz w:val="21"/>
+                      <w:szCs w:val="21"/>
                     </w:rPr>
                     <w:tab/>
                   </w:r>
@@ -828,8 +811,8 @@
                     <w:rPr>
                       <w:rFonts w:ascii="Avenir Next" w:hAnsi="Avenir Next" w:cs="Avenir Next" w:eastAsia="Avenir Next"/>
                       <w:color w:val="1A1A1A"/>
-                      <w:sz w:val="20"/>
-                      <w:szCs w:val="20"/>
+                      <w:sz w:val="21"/>
+                      <w:szCs w:val="21"/>
                     </w:rPr>
                     <w:t xml:space="preserve">1 out of 4 =</w:t>
                   </w:r>
@@ -837,8 +820,8 @@
                     <w:rPr>
                       <w:rFonts w:ascii="Avenir Next" w:hAnsi="Avenir Next" w:cs="Avenir Next" w:eastAsia="Avenir Next"/>
                       <w:color w:val="1A1A1A"/>
-                      <w:sz w:val="20"/>
-                      <w:szCs w:val="20"/>
+                      <w:sz w:val="21"/>
+                      <w:szCs w:val="21"/>
                     </w:rPr>
                     <w:t xml:space="preserve">  </w:t>
                   </w:r>
@@ -846,8 +829,8 @@
                     <w:rPr>
                       <w:rFonts w:ascii="Avenir Next" w:hAnsi="Avenir Next" w:cs="Avenir Next" w:eastAsia="Avenir Next"/>
                       <w:color w:val="1A1A1A"/>
-                      <w:sz w:val="20"/>
-                      <w:szCs w:val="20"/>
+                      <w:sz w:val="21"/>
+                      <w:szCs w:val="21"/>
                       <w:u w:val="single"/>
                     </w:rPr>
                     <w:t xml:space="preserve">      </w:t>
@@ -856,8 +839,8 @@
                     <w:rPr>
                       <w:rFonts w:ascii="Avenir Next" w:hAnsi="Avenir Next" w:cs="Avenir Next" w:eastAsia="Avenir Next"/>
                       <w:color w:val="1A1A1A"/>
-                      <w:sz w:val="20"/>
-                      <w:szCs w:val="20"/>
+                      <w:sz w:val="21"/>
+                      <w:szCs w:val="21"/>
                     </w:rPr>
                     <w:t xml:space="preserve"> %</w:t>
                   </w:r>
@@ -881,8 +864,8 @@
                       <w:rFonts w:ascii="Avenir Next" w:hAnsi="Avenir Next" w:cs="Avenir Next" w:eastAsia="Avenir Next"/>
                       <w:b/>
                       <w:color w:val="003A70"/>
-                      <w:sz w:val="20"/>
-                      <w:szCs w:val="20"/>
+                      <w:sz w:val="21"/>
+                      <w:szCs w:val="21"/>
                     </w:rPr>
                     <w:t xml:space="preserve">b.</w:t>
                   </w:r>
@@ -890,8 +873,8 @@
                     <w:rPr>
                       <w:rFonts w:ascii="Avenir Next" w:hAnsi="Avenir Next" w:cs="Avenir Next" w:eastAsia="Avenir Next"/>
                       <w:color w:val="1A1A1A"/>
-                      <w:sz w:val="20"/>
-                      <w:szCs w:val="20"/>
+                      <w:sz w:val="21"/>
+                      <w:szCs w:val="21"/>
                     </w:rPr>
                     <w:tab/>
                   </w:r>
@@ -899,17 +882,17 @@
                     <w:rPr>
                       <w:rFonts w:ascii="Avenir Next" w:hAnsi="Avenir Next" w:cs="Avenir Next" w:eastAsia="Avenir Next"/>
                       <w:color w:val="1A1A1A"/>
-                      <w:sz w:val="20"/>
-                      <w:szCs w:val="20"/>
-                    </w:rPr>
-                    <w:t xml:space="preserve">7 out of 20 =</w:t>
-                  </w:r>
-                  <w:r>
-                    <w:rPr>
-                      <w:rFonts w:ascii="Avenir Next" w:hAnsi="Avenir Next" w:cs="Avenir Next" w:eastAsia="Avenir Next"/>
-                      <w:color w:val="1A1A1A"/>
-                      <w:sz w:val="20"/>
-                      <w:szCs w:val="20"/>
+                      <w:sz w:val="21"/>
+                      <w:szCs w:val="21"/>
+                    </w:rPr>
+                    <w:t xml:space="preserve">13 out of 20 =</w:t>
+                  </w:r>
+                  <w:r>
+                    <w:rPr>
+                      <w:rFonts w:ascii="Avenir Next" w:hAnsi="Avenir Next" w:cs="Avenir Next" w:eastAsia="Avenir Next"/>
+                      <w:color w:val="1A1A1A"/>
+                      <w:sz w:val="21"/>
+                      <w:szCs w:val="21"/>
                     </w:rPr>
                     <w:t xml:space="preserve">  </w:t>
                   </w:r>
@@ -917,8 +900,8 @@
                     <w:rPr>
                       <w:rFonts w:ascii="Avenir Next" w:hAnsi="Avenir Next" w:cs="Avenir Next" w:eastAsia="Avenir Next"/>
                       <w:color w:val="1A1A1A"/>
-                      <w:sz w:val="20"/>
-                      <w:szCs w:val="20"/>
+                      <w:sz w:val="21"/>
+                      <w:szCs w:val="21"/>
                       <w:u w:val="single"/>
                     </w:rPr>
                     <w:t xml:space="preserve">      </w:t>
@@ -927,8 +910,8 @@
                     <w:rPr>
                       <w:rFonts w:ascii="Avenir Next" w:hAnsi="Avenir Next" w:cs="Avenir Next" w:eastAsia="Avenir Next"/>
                       <w:color w:val="1A1A1A"/>
-                      <w:sz w:val="20"/>
-                      <w:szCs w:val="20"/>
+                      <w:sz w:val="21"/>
+                      <w:szCs w:val="21"/>
                     </w:rPr>
                     <w:t xml:space="preserve"> %</w:t>
                   </w:r>
@@ -952,8 +935,8 @@
                       <w:rFonts w:ascii="Avenir Next" w:hAnsi="Avenir Next" w:cs="Avenir Next" w:eastAsia="Avenir Next"/>
                       <w:b/>
                       <w:color w:val="003A70"/>
-                      <w:sz w:val="20"/>
-                      <w:szCs w:val="20"/>
+                      <w:sz w:val="21"/>
+                      <w:szCs w:val="21"/>
                     </w:rPr>
                     <w:t xml:space="preserve">c.</w:t>
                   </w:r>
@@ -961,8 +944,8 @@
                     <w:rPr>
                       <w:rFonts w:ascii="Avenir Next" w:hAnsi="Avenir Next" w:cs="Avenir Next" w:eastAsia="Avenir Next"/>
                       <w:color w:val="1A1A1A"/>
-                      <w:sz w:val="20"/>
-                      <w:szCs w:val="20"/>
+                      <w:sz w:val="21"/>
+                      <w:szCs w:val="21"/>
                     </w:rPr>
                     <w:tab/>
                   </w:r>
@@ -970,8 +953,8 @@
                     <w:rPr>
                       <w:rFonts w:ascii="Avenir Next" w:hAnsi="Avenir Next" w:cs="Avenir Next" w:eastAsia="Avenir Next"/>
                       <w:color w:val="1A1A1A"/>
-                      <w:sz w:val="20"/>
-                      <w:szCs w:val="20"/>
+                      <w:sz w:val="21"/>
+                      <w:szCs w:val="21"/>
                     </w:rPr>
                     <w:t xml:space="preserve">29 out of 50 =</w:t>
                   </w:r>
@@ -979,8 +962,8 @@
                     <w:rPr>
                       <w:rFonts w:ascii="Avenir Next" w:hAnsi="Avenir Next" w:cs="Avenir Next" w:eastAsia="Avenir Next"/>
                       <w:color w:val="1A1A1A"/>
-                      <w:sz w:val="20"/>
-                      <w:szCs w:val="20"/>
+                      <w:sz w:val="21"/>
+                      <w:szCs w:val="21"/>
                     </w:rPr>
                     <w:t xml:space="preserve">  </w:t>
                   </w:r>
@@ -988,8 +971,8 @@
                     <w:rPr>
                       <w:rFonts w:ascii="Avenir Next" w:hAnsi="Avenir Next" w:cs="Avenir Next" w:eastAsia="Avenir Next"/>
                       <w:color w:val="1A1A1A"/>
-                      <w:sz w:val="20"/>
-                      <w:szCs w:val="20"/>
+                      <w:sz w:val="21"/>
+                      <w:szCs w:val="21"/>
                       <w:u w:val="single"/>
                     </w:rPr>
                     <w:t xml:space="preserve">      </w:t>
@@ -998,8 +981,8 @@
                     <w:rPr>
                       <w:rFonts w:ascii="Avenir Next" w:hAnsi="Avenir Next" w:cs="Avenir Next" w:eastAsia="Avenir Next"/>
                       <w:color w:val="1A1A1A"/>
-                      <w:sz w:val="20"/>
-                      <w:szCs w:val="20"/>
+                      <w:sz w:val="21"/>
+                      <w:szCs w:val="21"/>
                     </w:rPr>
                     <w:t xml:space="preserve"> %</w:t>
                   </w:r>
@@ -1029,8 +1012,8 @@
                       <w:rFonts w:ascii="Avenir Next" w:hAnsi="Avenir Next" w:cs="Avenir Next" w:eastAsia="Avenir Next"/>
                       <w:b/>
                       <w:color w:val="003A70"/>
-                      <w:sz w:val="20"/>
-                      <w:szCs w:val="20"/>
+                      <w:sz w:val="21"/>
+                      <w:szCs w:val="21"/>
                     </w:rPr>
                     <w:t xml:space="preserve">d.</w:t>
                   </w:r>
@@ -1038,8 +1021,8 @@
                     <w:rPr>
                       <w:rFonts w:ascii="Avenir Next" w:hAnsi="Avenir Next" w:cs="Avenir Next" w:eastAsia="Avenir Next"/>
                       <w:color w:val="1A1A1A"/>
-                      <w:sz w:val="20"/>
-                      <w:szCs w:val="20"/>
+                      <w:sz w:val="21"/>
+                      <w:szCs w:val="21"/>
                     </w:rPr>
                     <w:tab/>
                   </w:r>
@@ -1047,8 +1030,8 @@
                     <w:rPr>
                       <w:rFonts w:ascii="Avenir Next" w:hAnsi="Avenir Next" w:cs="Avenir Next" w:eastAsia="Avenir Next"/>
                       <w:color w:val="1A1A1A"/>
-                      <w:sz w:val="20"/>
-                      <w:szCs w:val="20"/>
+                      <w:sz w:val="21"/>
+                      <w:szCs w:val="21"/>
                     </w:rPr>
                     <w:t xml:space="preserve">3 out of 5 =</w:t>
                   </w:r>
@@ -1056,8 +1039,8 @@
                     <w:rPr>
                       <w:rFonts w:ascii="Avenir Next" w:hAnsi="Avenir Next" w:cs="Avenir Next" w:eastAsia="Avenir Next"/>
                       <w:color w:val="1A1A1A"/>
-                      <w:sz w:val="20"/>
-                      <w:szCs w:val="20"/>
+                      <w:sz w:val="21"/>
+                      <w:szCs w:val="21"/>
                     </w:rPr>
                     <w:t xml:space="preserve">  </w:t>
                   </w:r>
@@ -1065,8 +1048,8 @@
                     <w:rPr>
                       <w:rFonts w:ascii="Avenir Next" w:hAnsi="Avenir Next" w:cs="Avenir Next" w:eastAsia="Avenir Next"/>
                       <w:color w:val="1A1A1A"/>
-                      <w:sz w:val="20"/>
-                      <w:szCs w:val="20"/>
+                      <w:sz w:val="21"/>
+                      <w:szCs w:val="21"/>
                       <w:u w:val="single"/>
                     </w:rPr>
                     <w:t xml:space="preserve">      </w:t>
@@ -1075,8 +1058,8 @@
                     <w:rPr>
                       <w:rFonts w:ascii="Avenir Next" w:hAnsi="Avenir Next" w:cs="Avenir Next" w:eastAsia="Avenir Next"/>
                       <w:color w:val="1A1A1A"/>
-                      <w:sz w:val="20"/>
-                      <w:szCs w:val="20"/>
+                      <w:sz w:val="21"/>
+                      <w:szCs w:val="21"/>
                     </w:rPr>
                     <w:t xml:space="preserve"> %</w:t>
                   </w:r>
@@ -1100,8 +1083,8 @@
                       <w:rFonts w:ascii="Avenir Next" w:hAnsi="Avenir Next" w:cs="Avenir Next" w:eastAsia="Avenir Next"/>
                       <w:b/>
                       <w:color w:val="003A70"/>
-                      <w:sz w:val="20"/>
-                      <w:szCs w:val="20"/>
+                      <w:sz w:val="21"/>
+                      <w:szCs w:val="21"/>
                     </w:rPr>
                     <w:t xml:space="preserve">e.</w:t>
                   </w:r>
@@ -1109,8 +1092,8 @@
                     <w:rPr>
                       <w:rFonts w:ascii="Avenir Next" w:hAnsi="Avenir Next" w:cs="Avenir Next" w:eastAsia="Avenir Next"/>
                       <w:color w:val="1A1A1A"/>
-                      <w:sz w:val="20"/>
-                      <w:szCs w:val="20"/>
+                      <w:sz w:val="21"/>
+                      <w:szCs w:val="21"/>
                     </w:rPr>
                     <w:tab/>
                   </w:r>
@@ -1118,8 +1101,8 @@
                     <w:rPr>
                       <w:rFonts w:ascii="Avenir Next" w:hAnsi="Avenir Next" w:cs="Avenir Next" w:eastAsia="Avenir Next"/>
                       <w:color w:val="1A1A1A"/>
-                      <w:sz w:val="20"/>
-                      <w:szCs w:val="20"/>
+                      <w:sz w:val="21"/>
+                      <w:szCs w:val="21"/>
                     </w:rPr>
                     <w:t xml:space="preserve">6 out of 25 =</w:t>
                   </w:r>
@@ -1127,8 +1110,8 @@
                     <w:rPr>
                       <w:rFonts w:ascii="Avenir Next" w:hAnsi="Avenir Next" w:cs="Avenir Next" w:eastAsia="Avenir Next"/>
                       <w:color w:val="1A1A1A"/>
-                      <w:sz w:val="20"/>
-                      <w:szCs w:val="20"/>
+                      <w:sz w:val="21"/>
+                      <w:szCs w:val="21"/>
                     </w:rPr>
                     <w:t xml:space="preserve">  </w:t>
                   </w:r>
@@ -1136,8 +1119,8 @@
                     <w:rPr>
                       <w:rFonts w:ascii="Avenir Next" w:hAnsi="Avenir Next" w:cs="Avenir Next" w:eastAsia="Avenir Next"/>
                       <w:color w:val="1A1A1A"/>
-                      <w:sz w:val="20"/>
-                      <w:szCs w:val="20"/>
+                      <w:sz w:val="21"/>
+                      <w:szCs w:val="21"/>
                       <w:u w:val="single"/>
                     </w:rPr>
                     <w:t xml:space="preserve">      </w:t>
@@ -1146,8 +1129,8 @@
                     <w:rPr>
                       <w:rFonts w:ascii="Avenir Next" w:hAnsi="Avenir Next" w:cs="Avenir Next" w:eastAsia="Avenir Next"/>
                       <w:color w:val="1A1A1A"/>
-                      <w:sz w:val="20"/>
-                      <w:szCs w:val="20"/>
+                      <w:sz w:val="21"/>
+                      <w:szCs w:val="21"/>
                     </w:rPr>
                     <w:t xml:space="preserve"> %</w:t>
                   </w:r>
@@ -1171,8 +1154,8 @@
                       <w:rFonts w:ascii="Avenir Next" w:hAnsi="Avenir Next" w:cs="Avenir Next" w:eastAsia="Avenir Next"/>
                       <w:b/>
                       <w:color w:val="003A70"/>
-                      <w:sz w:val="20"/>
-                      <w:szCs w:val="20"/>
+                      <w:sz w:val="21"/>
+                      <w:szCs w:val="21"/>
                     </w:rPr>
                     <w:t xml:space="preserve">f.</w:t>
                   </w:r>
@@ -1180,8 +1163,8 @@
                     <w:rPr>
                       <w:rFonts w:ascii="Avenir Next" w:hAnsi="Avenir Next" w:cs="Avenir Next" w:eastAsia="Avenir Next"/>
                       <w:color w:val="1A1A1A"/>
-                      <w:sz w:val="20"/>
-                      <w:szCs w:val="20"/>
+                      <w:sz w:val="21"/>
+                      <w:szCs w:val="21"/>
                     </w:rPr>
                     <w:tab/>
                   </w:r>
@@ -1189,8 +1172,8 @@
                     <w:rPr>
                       <w:rFonts w:ascii="Avenir Next" w:hAnsi="Avenir Next" w:cs="Avenir Next" w:eastAsia="Avenir Next"/>
                       <w:color w:val="1A1A1A"/>
-                      <w:sz w:val="20"/>
-                      <w:szCs w:val="20"/>
+                      <w:sz w:val="21"/>
+                      <w:szCs w:val="21"/>
                     </w:rPr>
                     <w:t xml:space="preserve">19 out of 20 =</w:t>
                   </w:r>
@@ -1198,8 +1181,8 @@
                     <w:rPr>
                       <w:rFonts w:ascii="Avenir Next" w:hAnsi="Avenir Next" w:cs="Avenir Next" w:eastAsia="Avenir Next"/>
                       <w:color w:val="1A1A1A"/>
-                      <w:sz w:val="20"/>
-                      <w:szCs w:val="20"/>
+                      <w:sz w:val="21"/>
+                      <w:szCs w:val="21"/>
                     </w:rPr>
                     <w:t xml:space="preserve">  </w:t>
                   </w:r>
@@ -1207,8 +1190,8 @@
                     <w:rPr>
                       <w:rFonts w:ascii="Avenir Next" w:hAnsi="Avenir Next" w:cs="Avenir Next" w:eastAsia="Avenir Next"/>
                       <w:color w:val="1A1A1A"/>
-                      <w:sz w:val="20"/>
-                      <w:szCs w:val="20"/>
+                      <w:sz w:val="21"/>
+                      <w:szCs w:val="21"/>
                       <w:u w:val="single"/>
                     </w:rPr>
                     <w:t xml:space="preserve">      </w:t>
@@ -1217,8 +1200,8 @@
                     <w:rPr>
                       <w:rFonts w:ascii="Avenir Next" w:hAnsi="Avenir Next" w:cs="Avenir Next" w:eastAsia="Avenir Next"/>
                       <w:color w:val="1A1A1A"/>
-                      <w:sz w:val="20"/>
-                      <w:szCs w:val="20"/>
+                      <w:sz w:val="21"/>
+                      <w:szCs w:val="21"/>
                     </w:rPr>
                     <w:t xml:space="preserve"> %</w:t>
                   </w:r>
@@ -1291,8 +1274,8 @@
                 <w:rFonts w:ascii="Avenir Next" w:hAnsi="Avenir Next" w:cs="Avenir Next" w:eastAsia="Avenir Next"/>
                 <w:b/>
                 <w:color w:val="1A1A1A"/>
-                <w:sz w:val="20"/>
-                <w:szCs w:val="20"/>
+                <w:sz w:val="21"/>
+                <w:szCs w:val="21"/>
               </w:rPr>
               <w:t xml:space="preserve">2.</w:t>
             </w:r>
@@ -1300,8 +1283,8 @@
               <w:rPr>
                 <w:rFonts w:ascii="Avenir Next" w:hAnsi="Avenir Next" w:cs="Avenir Next" w:eastAsia="Avenir Next"/>
                 <w:color w:val="1A1A1A"/>
-                <w:sz w:val="20"/>
-                <w:szCs w:val="20"/>
+                <w:sz w:val="21"/>
+                <w:szCs w:val="21"/>
               </w:rPr>
               <w:tab/>
             </w:r>
@@ -1310,8 +1293,8 @@
                 <w:rFonts w:ascii="Avenir Next" w:hAnsi="Avenir Next" w:cs="Avenir Next" w:eastAsia="Avenir Next"/>
                 <w:b/>
                 <w:color w:val="1A1A1A"/>
-                <w:sz w:val="20"/>
-                <w:szCs w:val="20"/>
+                <w:sz w:val="21"/>
+                <w:szCs w:val="21"/>
               </w:rPr>
               <w:t xml:space="preserve">Camp Sign-ups.  </w:t>
             </w:r>
@@ -1319,37 +1302,10 @@
               <w:rPr>
                 <w:rFonts w:ascii="Avenir Next" w:hAnsi="Avenir Next" w:cs="Avenir Next" w:eastAsia="Avenir Next"/>
                 <w:color w:val="1A1A1A"/>
-                <w:sz w:val="20"/>
-                <w:szCs w:val="20"/>
-              </w:rPr>
-              <w:t xml:space="preserve">Out of every 20 campers at Ms. Rivera’s camp, 9 chose swimming, 6 chose hiking and 5 chose crafts. Complete the table.</w:t>
-            </w:r>
-          </w:p>
-          <w:p>
-            <w:pPr>
-              <w:keepNext/>
-              <w:spacing w:before="0" w:after="40" w:line="252" w:lineRule="auto"/>
-              <w:ind w:left="432"/>
-            </w:pPr>
-            <w:r>
-              <w:rPr>
-                <w:rFonts w:ascii="Avenir Next" w:hAnsi="Avenir Next" w:cs="Avenir Next" w:eastAsia="Avenir Next"/>
-                <w:b/>
-                <w:color w:val="003A70"/>
-                <w:sz w:val="17"/>
-                <w:szCs w:val="17"/>
-              </w:rPr>
-              <w:t xml:space="preserve">Hint  </w:t>
-            </w:r>
-            <w:r>
-              <w:rPr>
-                <w:rFonts w:ascii="Avenir Next" w:hAnsi="Avenir Next" w:cs="Avenir Next" w:eastAsia="Avenir Next"/>
-                <w:i/>
-                <w:color w:val="5A5F66"/>
-                <w:sz w:val="17"/>
-                <w:szCs w:val="17"/>
-              </w:rPr>
-              <w:t xml:space="preserve">20 × 5 = 100, so multiply each count by 5.</w:t>
+                <w:sz w:val="21"/>
+                <w:szCs w:val="21"/>
+              </w:rPr>
+              <w:t xml:space="preserve">Out of every 20 campers: 9 swim, 6 hike, 5 do crafts. Complete the table.</w:t>
             </w:r>
           </w:p>
           <w:tbl>
@@ -1694,8 +1650,8 @@
               <w:tblLook w:val="0000" w:firstRow="0" w:lastRow="0" w:firstColumn="0" w:lastColumn="0" w:noHBand="1" w:noVBand="1"/>
             </w:tblPr>
             <w:tblGrid>
-              <w:gridCol w:w="7720"/>
-              <w:gridCol w:w="1784"/>
+              <w:gridCol w:w="6712"/>
+              <w:gridCol w:w="2792"/>
             </w:tblGrid>
             <w:tr>
               <w:trPr>
@@ -1703,7 +1659,7 @@
               </w:trPr>
               <w:tc>
                 <w:tcPr>
-                  <w:tcW w:w="7720" w:type="dxa"/>
+                  <w:tcW w:w="6712" w:type="dxa"/>
                   <w:vAlign w:val="top"/>
                 </w:tcPr>
                 <w:p>
@@ -1720,8 +1676,8 @@
                       <w:rFonts w:ascii="Avenir Next" w:hAnsi="Avenir Next" w:cs="Avenir Next" w:eastAsia="Avenir Next"/>
                       <w:b/>
                       <w:color w:val="1A1A1A"/>
-                      <w:sz w:val="20"/>
-                      <w:szCs w:val="20"/>
+                      <w:sz w:val="21"/>
+                      <w:szCs w:val="21"/>
                     </w:rPr>
                     <w:t xml:space="preserve">3.</w:t>
                   </w:r>
@@ -1729,8 +1685,8 @@
                     <w:rPr>
                       <w:rFonts w:ascii="Avenir Next" w:hAnsi="Avenir Next" w:cs="Avenir Next" w:eastAsia="Avenir Next"/>
                       <w:color w:val="1A1A1A"/>
-                      <w:sz w:val="20"/>
-                      <w:szCs w:val="20"/>
+                      <w:sz w:val="21"/>
+                      <w:szCs w:val="21"/>
                     </w:rPr>
                     <w:tab/>
                   </w:r>
@@ -1739,8 +1695,8 @@
                       <w:rFonts w:ascii="Avenir Next" w:hAnsi="Avenir Next" w:cs="Avenir Next" w:eastAsia="Avenir Next"/>
                       <w:b/>
                       <w:color w:val="1A1A1A"/>
-                      <w:sz w:val="20"/>
-                      <w:szCs w:val="20"/>
+                      <w:sz w:val="21"/>
+                      <w:szCs w:val="21"/>
                     </w:rPr>
                     <w:t xml:space="preserve">Grid Shading.  </w:t>
                   </w:r>
@@ -1748,8 +1704,8 @@
                     <w:rPr>
                       <w:rFonts w:ascii="Avenir Next" w:hAnsi="Avenir Next" w:cs="Avenir Next" w:eastAsia="Avenir Next"/>
                       <w:color w:val="1A1A1A"/>
-                      <w:sz w:val="20"/>
-                      <w:szCs w:val="20"/>
+                      <w:sz w:val="21"/>
+                      <w:szCs w:val="21"/>
                     </w:rPr>
                     <w:t xml:space="preserve">Kenji shades 37 squares on this decimal grid. Shade them.</w:t>
                   </w:r>
@@ -1768,8 +1724,8 @@
                       <w:rFonts w:ascii="Avenir Next" w:hAnsi="Avenir Next" w:cs="Avenir Next" w:eastAsia="Avenir Next"/>
                       <w:b/>
                       <w:color w:val="003A70"/>
-                      <w:sz w:val="20"/>
-                      <w:szCs w:val="20"/>
+                      <w:sz w:val="21"/>
+                      <w:szCs w:val="21"/>
                     </w:rPr>
                     <w:t xml:space="preserve">a.</w:t>
                   </w:r>
@@ -1777,8 +1733,8 @@
                     <w:rPr>
                       <w:rFonts w:ascii="Avenir Next" w:hAnsi="Avenir Next" w:cs="Avenir Next" w:eastAsia="Avenir Next"/>
                       <w:color w:val="1A1A1A"/>
-                      <w:sz w:val="20"/>
-                      <w:szCs w:val="20"/>
+                      <w:sz w:val="21"/>
+                      <w:szCs w:val="21"/>
                     </w:rPr>
                     <w:tab/>
                   </w:r>
@@ -1786,8 +1742,8 @@
                     <w:rPr>
                       <w:rFonts w:ascii="Avenir Next" w:hAnsi="Avenir Next" w:cs="Avenir Next" w:eastAsia="Avenir Next"/>
                       <w:color w:val="1A1A1A"/>
-                      <w:sz w:val="20"/>
-                      <w:szCs w:val="20"/>
+                      <w:sz w:val="21"/>
+                      <w:szCs w:val="21"/>
                     </w:rPr>
                     <w:t xml:space="preserve">Percent shaded:</w:t>
                   </w:r>
@@ -1795,8 +1751,8 @@
                     <w:rPr>
                       <w:rFonts w:ascii="Avenir Next" w:hAnsi="Avenir Next" w:cs="Avenir Next" w:eastAsia="Avenir Next"/>
                       <w:color w:val="1A1A1A"/>
-                      <w:sz w:val="20"/>
-                      <w:szCs w:val="20"/>
+                      <w:sz w:val="21"/>
+                      <w:szCs w:val="21"/>
                     </w:rPr>
                     <w:t xml:space="preserve">  </w:t>
                   </w:r>
@@ -1804,8 +1760,8 @@
                     <w:rPr>
                       <w:rFonts w:ascii="Avenir Next" w:hAnsi="Avenir Next" w:cs="Avenir Next" w:eastAsia="Avenir Next"/>
                       <w:color w:val="1A1A1A"/>
-                      <w:sz w:val="20"/>
-                      <w:szCs w:val="20"/>
+                      <w:sz w:val="21"/>
+                      <w:szCs w:val="21"/>
                       <w:u w:val="single"/>
                     </w:rPr>
                     <w:t xml:space="preserve">                </w:t>
@@ -1814,8 +1770,8 @@
                     <w:rPr>
                       <w:rFonts w:ascii="Avenir Next" w:hAnsi="Avenir Next" w:cs="Avenir Next" w:eastAsia="Avenir Next"/>
                       <w:color w:val="1A1A1A"/>
-                      <w:sz w:val="20"/>
-                      <w:szCs w:val="20"/>
+                      <w:sz w:val="21"/>
+                      <w:szCs w:val="21"/>
                     </w:rPr>
                     <w:t xml:space="preserve"> %</w:t>
                   </w:r>
@@ -1834,8 +1790,8 @@
                       <w:rFonts w:ascii="Avenir Next" w:hAnsi="Avenir Next" w:cs="Avenir Next" w:eastAsia="Avenir Next"/>
                       <w:b/>
                       <w:color w:val="003A70"/>
-                      <w:sz w:val="20"/>
-                      <w:szCs w:val="20"/>
+                      <w:sz w:val="21"/>
+                      <w:szCs w:val="21"/>
                     </w:rPr>
                     <w:t xml:space="preserve">b.</w:t>
                   </w:r>
@@ -1843,8 +1799,8 @@
                     <w:rPr>
                       <w:rFonts w:ascii="Avenir Next" w:hAnsi="Avenir Next" w:cs="Avenir Next" w:eastAsia="Avenir Next"/>
                       <w:color w:val="1A1A1A"/>
-                      <w:sz w:val="20"/>
-                      <w:szCs w:val="20"/>
+                      <w:sz w:val="21"/>
+                      <w:szCs w:val="21"/>
                     </w:rPr>
                     <w:tab/>
                   </w:r>
@@ -1852,8 +1808,8 @@
                     <w:rPr>
                       <w:rFonts w:ascii="Avenir Next" w:hAnsi="Avenir Next" w:cs="Avenir Next" w:eastAsia="Avenir Next"/>
                       <w:color w:val="1A1A1A"/>
-                      <w:sz w:val="20"/>
-                      <w:szCs w:val="20"/>
+                      <w:sz w:val="21"/>
+                      <w:szCs w:val="21"/>
                     </w:rPr>
                     <w:t xml:space="preserve">Shaded amount as a decimal:</w:t>
                   </w:r>
@@ -1861,8 +1817,8 @@
                     <w:rPr>
                       <w:rFonts w:ascii="Avenir Next" w:hAnsi="Avenir Next" w:cs="Avenir Next" w:eastAsia="Avenir Next"/>
                       <w:color w:val="1A1A1A"/>
-                      <w:sz w:val="20"/>
-                      <w:szCs w:val="20"/>
+                      <w:sz w:val="21"/>
+                      <w:szCs w:val="21"/>
                     </w:rPr>
                     <w:t xml:space="preserve">  </w:t>
                   </w:r>
@@ -1870,8 +1826,8 @@
                     <w:rPr>
                       <w:rFonts w:ascii="Avenir Next" w:hAnsi="Avenir Next" w:cs="Avenir Next" w:eastAsia="Avenir Next"/>
                       <w:color w:val="1A1A1A"/>
-                      <w:sz w:val="20"/>
-                      <w:szCs w:val="20"/>
+                      <w:sz w:val="21"/>
+                      <w:szCs w:val="21"/>
                       <w:u w:val="single"/>
                     </w:rPr>
                     <w:t xml:space="preserve">                      </w:t>
@@ -1880,7 +1836,7 @@
               </w:tc>
               <w:tc>
                 <w:tcPr>
-                  <w:tcW w:w="1784" w:type="dxa"/>
+                  <w:tcW w:w="2792" w:type="dxa"/>
                   <w:vAlign w:val="top"/>
                 </w:tcPr>
                 <w:p>
@@ -1891,7 +1847,7 @@
                   <w:r>
                     <w:drawing>
                       <wp:inline distT="0" distB="0" distL="0" distR="0">
-                        <wp:extent cx="1005840" cy="1005840"/>
+                        <wp:extent cx="1645920" cy="1645920"/>
                         <wp:docPr id="1" name="Figure 1"/>
                         <a:graphic xmlns:a="http://schemas.openxmlformats.org/drawingml/2006/main">
                           <a:graphicData uri="http://schemas.openxmlformats.org/drawingml/2006/picture">
@@ -1909,7 +1865,7 @@
                               <pic:spPr>
                                 <a:xfrm>
                                   <a:off x="0" y="0"/>
-                                  <a:ext cx="1005840" cy="1005840"/>
+                                  <a:ext cx="1645920" cy="1645920"/>
                                 </a:xfrm>
                                 <a:prstGeom prst="rect">
                                   <a:avLst/>
@@ -1991,8 +1947,8 @@
                 <w:rFonts w:ascii="Avenir Next" w:hAnsi="Avenir Next" w:cs="Avenir Next" w:eastAsia="Avenir Next"/>
                 <w:b/>
                 <w:color w:val="1A1A1A"/>
-                <w:sz w:val="20"/>
-                <w:szCs w:val="20"/>
+                <w:sz w:val="21"/>
+                <w:szCs w:val="21"/>
               </w:rPr>
               <w:t xml:space="preserve">4.</w:t>
             </w:r>
@@ -2000,8 +1956,8 @@
               <w:rPr>
                 <w:rFonts w:ascii="Avenir Next" w:hAnsi="Avenir Next" w:cs="Avenir Next" w:eastAsia="Avenir Next"/>
                 <w:color w:val="1A1A1A"/>
-                <w:sz w:val="20"/>
-                <w:szCs w:val="20"/>
+                <w:sz w:val="21"/>
+                <w:szCs w:val="21"/>
               </w:rPr>
               <w:tab/>
             </w:r>
@@ -2010,8 +1966,8 @@
                 <w:rFonts w:ascii="Avenir Next" w:hAnsi="Avenir Next" w:cs="Avenir Next" w:eastAsia="Avenir Next"/>
                 <w:b/>
                 <w:color w:val="1A1A1A"/>
-                <w:sz w:val="20"/>
-                <w:szCs w:val="20"/>
+                <w:sz w:val="21"/>
+                <w:szCs w:val="21"/>
               </w:rPr>
               <w:t xml:space="preserve">Coupons.  </w:t>
             </w:r>
@@ -2019,8 +1975,8 @@
               <w:rPr>
                 <w:rFonts w:ascii="Avenir Next" w:hAnsi="Avenir Next" w:cs="Avenir Next" w:eastAsia="Avenir Next"/>
                 <w:color w:val="1A1A1A"/>
-                <w:sz w:val="20"/>
-                <w:szCs w:val="20"/>
+                <w:sz w:val="21"/>
+                <w:szCs w:val="21"/>
               </w:rPr>
               <w:t xml:space="preserve">At a market, 17 out of every 20 shoppers used a coupon.</w:t>
             </w:r>
@@ -2039,8 +1995,8 @@
                 <w:rFonts w:ascii="Avenir Next" w:hAnsi="Avenir Next" w:cs="Avenir Next" w:eastAsia="Avenir Next"/>
                 <w:b/>
                 <w:color w:val="003A70"/>
-                <w:sz w:val="20"/>
-                <w:szCs w:val="20"/>
+                <w:sz w:val="21"/>
+                <w:szCs w:val="21"/>
               </w:rPr>
               <w:t xml:space="preserve">a.</w:t>
             </w:r>
@@ -2048,8 +2004,8 @@
               <w:rPr>
                 <w:rFonts w:ascii="Avenir Next" w:hAnsi="Avenir Next" w:cs="Avenir Next" w:eastAsia="Avenir Next"/>
                 <w:color w:val="1A1A1A"/>
-                <w:sz w:val="20"/>
-                <w:szCs w:val="20"/>
+                <w:sz w:val="21"/>
+                <w:szCs w:val="21"/>
               </w:rPr>
               <w:tab/>
             </w:r>
@@ -2057,8 +2013,8 @@
               <w:rPr>
                 <w:rFonts w:ascii="Avenir Next" w:hAnsi="Avenir Next" w:cs="Avenir Next" w:eastAsia="Avenir Next"/>
                 <w:color w:val="1A1A1A"/>
-                <w:sz w:val="20"/>
-                <w:szCs w:val="20"/>
+                <w:sz w:val="21"/>
+                <w:szCs w:val="21"/>
               </w:rPr>
               <w:t xml:space="preserve">Percent who used one:</w:t>
             </w:r>
@@ -2066,8 +2022,8 @@
               <w:rPr>
                 <w:rFonts w:ascii="Avenir Next" w:hAnsi="Avenir Next" w:cs="Avenir Next" w:eastAsia="Avenir Next"/>
                 <w:color w:val="1A1A1A"/>
-                <w:sz w:val="20"/>
-                <w:szCs w:val="20"/>
+                <w:sz w:val="21"/>
+                <w:szCs w:val="21"/>
               </w:rPr>
               <w:t xml:space="preserve">  </w:t>
             </w:r>
@@ -2075,8 +2031,8 @@
               <w:rPr>
                 <w:rFonts w:ascii="Avenir Next" w:hAnsi="Avenir Next" w:cs="Avenir Next" w:eastAsia="Avenir Next"/>
                 <w:color w:val="1A1A1A"/>
-                <w:sz w:val="20"/>
-                <w:szCs w:val="20"/>
+                <w:sz w:val="21"/>
+                <w:szCs w:val="21"/>
                 <w:u w:val="single"/>
               </w:rPr>
               <w:t xml:space="preserve">                </w:t>
@@ -2085,8 +2041,8 @@
               <w:rPr>
                 <w:rFonts w:ascii="Avenir Next" w:hAnsi="Avenir Next" w:cs="Avenir Next" w:eastAsia="Avenir Next"/>
                 <w:color w:val="1A1A1A"/>
-                <w:sz w:val="20"/>
-                <w:szCs w:val="20"/>
+                <w:sz w:val="21"/>
+                <w:szCs w:val="21"/>
               </w:rPr>
               <w:t xml:space="preserve"> %</w:t>
             </w:r>
@@ -2105,8 +2061,8 @@
                 <w:rFonts w:ascii="Avenir Next" w:hAnsi="Avenir Next" w:cs="Avenir Next" w:eastAsia="Avenir Next"/>
                 <w:b/>
                 <w:color w:val="003A70"/>
-                <w:sz w:val="20"/>
-                <w:szCs w:val="20"/>
+                <w:sz w:val="21"/>
+                <w:szCs w:val="21"/>
               </w:rPr>
               <w:t xml:space="preserve">b.</w:t>
             </w:r>
@@ -2114,8 +2070,8 @@
               <w:rPr>
                 <w:rFonts w:ascii="Avenir Next" w:hAnsi="Avenir Next" w:cs="Avenir Next" w:eastAsia="Avenir Next"/>
                 <w:color w:val="1A1A1A"/>
-                <w:sz w:val="20"/>
-                <w:szCs w:val="20"/>
+                <w:sz w:val="21"/>
+                <w:szCs w:val="21"/>
               </w:rPr>
               <w:tab/>
             </w:r>
@@ -2123,8 +2079,8 @@
               <w:rPr>
                 <w:rFonts w:ascii="Avenir Next" w:hAnsi="Avenir Next" w:cs="Avenir Next" w:eastAsia="Avenir Next"/>
                 <w:color w:val="1A1A1A"/>
-                <w:sz w:val="20"/>
-                <w:szCs w:val="20"/>
+                <w:sz w:val="21"/>
+                <w:szCs w:val="21"/>
               </w:rPr>
               <w:t xml:space="preserve">Percent who did not:</w:t>
             </w:r>
@@ -2132,8 +2088,8 @@
               <w:rPr>
                 <w:rFonts w:ascii="Avenir Next" w:hAnsi="Avenir Next" w:cs="Avenir Next" w:eastAsia="Avenir Next"/>
                 <w:color w:val="1A1A1A"/>
-                <w:sz w:val="20"/>
-                <w:szCs w:val="20"/>
+                <w:sz w:val="21"/>
+                <w:szCs w:val="21"/>
               </w:rPr>
               <w:t xml:space="preserve">  </w:t>
             </w:r>
@@ -2141,8 +2097,8 @@
               <w:rPr>
                 <w:rFonts w:ascii="Avenir Next" w:hAnsi="Avenir Next" w:cs="Avenir Next" w:eastAsia="Avenir Next"/>
                 <w:color w:val="1A1A1A"/>
-                <w:sz w:val="20"/>
-                <w:szCs w:val="20"/>
+                <w:sz w:val="21"/>
+                <w:szCs w:val="21"/>
                 <w:u w:val="single"/>
               </w:rPr>
               <w:t xml:space="preserve">                </w:t>
@@ -2151,8 +2107,8 @@
               <w:rPr>
                 <w:rFonts w:ascii="Avenir Next" w:hAnsi="Avenir Next" w:cs="Avenir Next" w:eastAsia="Avenir Next"/>
                 <w:color w:val="1A1A1A"/>
-                <w:sz w:val="20"/>
-                <w:szCs w:val="20"/>
+                <w:sz w:val="21"/>
+                <w:szCs w:val="21"/>
               </w:rPr>
               <w:t xml:space="preserve"> %</w:t>
             </w:r>
@@ -2190,7 +2146,7 @@
             <w:tr>
               <w:trPr>
                 <w:cantSplit/>
-                <w:trHeight w:val="820" w:hRule="atLeast"/>
+                <w:trHeight w:val="1000" w:hRule="atLeast"/>
               </w:trPr>
               <w:tc>
                 <w:tcPr>
@@ -2240,8 +2196,8 @@
                 <w:rFonts w:ascii="Avenir Next" w:hAnsi="Avenir Next" w:cs="Avenir Next" w:eastAsia="Avenir Next"/>
                 <w:b/>
                 <w:color w:val="1A1A1A"/>
-                <w:sz w:val="20"/>
-                <w:szCs w:val="20"/>
+                <w:sz w:val="21"/>
+                <w:szCs w:val="21"/>
               </w:rPr>
               <w:t xml:space="preserve">5.</w:t>
             </w:r>
@@ -2249,8 +2205,8 @@
               <w:rPr>
                 <w:rFonts w:ascii="Avenir Next" w:hAnsi="Avenir Next" w:cs="Avenir Next" w:eastAsia="Avenir Next"/>
                 <w:color w:val="1A1A1A"/>
-                <w:sz w:val="20"/>
-                <w:szCs w:val="20"/>
+                <w:sz w:val="21"/>
+                <w:szCs w:val="21"/>
               </w:rPr>
               <w:tab/>
             </w:r>
@@ -2259,8 +2215,8 @@
                 <w:rFonts w:ascii="Avenir Next" w:hAnsi="Avenir Next" w:cs="Avenir Next" w:eastAsia="Avenir Next"/>
                 <w:b/>
                 <w:color w:val="1A1A1A"/>
-                <w:sz w:val="20"/>
-                <w:szCs w:val="20"/>
+                <w:sz w:val="21"/>
+                <w:szCs w:val="21"/>
               </w:rPr>
               <w:t xml:space="preserve">Sneaker Survey.  </w:t>
             </w:r>
@@ -2268,8 +2224,8 @@
               <w:rPr>
                 <w:rFonts w:ascii="Avenir Next" w:hAnsi="Avenir Next" w:cs="Avenir Next" w:eastAsia="Avenir Next"/>
                 <w:color w:val="1A1A1A"/>
-                <w:sz w:val="20"/>
-                <w:szCs w:val="20"/>
+                <w:sz w:val="21"/>
+                <w:szCs w:val="21"/>
               </w:rPr>
               <w:t xml:space="preserve">Out of every 50 sixth graders, 27 wear sneakers with laces. What percent is that?</w:t>
             </w:r>
@@ -2285,8 +2241,8 @@
                 <w:rFonts w:ascii="Avenir Next" w:hAnsi="Avenir Next" w:cs="Avenir Next" w:eastAsia="Avenir Next"/>
                 <w:b/>
                 <w:color w:val="003A70"/>
-                <w:sz w:val="17"/>
-                <w:szCs w:val="17"/>
+                <w:sz w:val="18"/>
+                <w:szCs w:val="18"/>
               </w:rPr>
               <w:t xml:space="preserve">Hint  </w:t>
             </w:r>
@@ -2295,8 +2251,8 @@
                 <w:rFonts w:ascii="Avenir Next" w:hAnsi="Avenir Next" w:cs="Avenir Next" w:eastAsia="Avenir Next"/>
                 <w:i/>
                 <w:color w:val="5A5F66"/>
-                <w:sz w:val="17"/>
-                <w:szCs w:val="17"/>
+                <w:sz w:val="18"/>
+                <w:szCs w:val="18"/>
               </w:rPr>
               <w:t xml:space="preserve">50 × 2 = 100, so double 27 too.</w:t>
             </w:r>
@@ -2334,7 +2290,7 @@
             <w:tr>
               <w:trPr>
                 <w:cantSplit/>
-                <w:trHeight w:val="820" w:hRule="atLeast"/>
+                <w:trHeight w:val="1000" w:hRule="atLeast"/>
               </w:trPr>
               <w:tc>
                 <w:tcPr>
@@ -2457,8 +2413,8 @@
                 <w:rFonts w:ascii="Avenir Next" w:hAnsi="Avenir Next" w:cs="Avenir Next" w:eastAsia="Avenir Next"/>
                 <w:b/>
                 <w:color w:val="1A1A1A"/>
-                <w:sz w:val="20"/>
-                <w:szCs w:val="20"/>
+                <w:sz w:val="21"/>
+                <w:szCs w:val="21"/>
               </w:rPr>
               <w:t xml:space="preserve">6.</w:t>
             </w:r>
@@ -2466,8 +2422,8 @@
               <w:rPr>
                 <w:rFonts w:ascii="Avenir Next" w:hAnsi="Avenir Next" w:cs="Avenir Next" w:eastAsia="Avenir Next"/>
                 <w:color w:val="1A1A1A"/>
-                <w:sz w:val="20"/>
-                <w:szCs w:val="20"/>
+                <w:sz w:val="21"/>
+                <w:szCs w:val="21"/>
               </w:rPr>
               <w:tab/>
             </w:r>
@@ -2476,8 +2432,8 @@
                 <w:rFonts w:ascii="Avenir Next" w:hAnsi="Avenir Next" w:cs="Avenir Next" w:eastAsia="Avenir Next"/>
                 <w:b/>
                 <w:color w:val="1A1A1A"/>
-                <w:sz w:val="20"/>
-                <w:szCs w:val="20"/>
+                <w:sz w:val="21"/>
+                <w:szCs w:val="21"/>
               </w:rPr>
               <w:t xml:space="preserve">Visitor Claim.  </w:t>
             </w:r>
@@ -2485,8 +2441,8 @@
               <w:rPr>
                 <w:rFonts w:ascii="Avenir Next" w:hAnsi="Avenir Next" w:cs="Avenir Next" w:eastAsia="Avenir Next"/>
                 <w:color w:val="1A1A1A"/>
-                <w:sz w:val="20"/>
-                <w:szCs w:val="20"/>
+                <w:sz w:val="21"/>
+                <w:szCs w:val="21"/>
               </w:rPr>
               <w:t xml:space="preserve">Malik says 18 out of every 25 visitors equals 18%. Is he right? Find the true percent.</w:t>
             </w:r>
@@ -2502,8 +2458,8 @@
                 <w:rFonts w:ascii="Avenir Next" w:hAnsi="Avenir Next" w:cs="Avenir Next" w:eastAsia="Avenir Next"/>
                 <w:b/>
                 <w:color w:val="003A70"/>
-                <w:sz w:val="17"/>
-                <w:szCs w:val="17"/>
+                <w:sz w:val="18"/>
+                <w:szCs w:val="18"/>
               </w:rPr>
               <w:t xml:space="preserve">Hint  </w:t>
             </w:r>
@@ -2512,8 +2468,8 @@
                 <w:rFonts w:ascii="Avenir Next" w:hAnsi="Avenir Next" w:cs="Avenir Next" w:eastAsia="Avenir Next"/>
                 <w:i/>
                 <w:color w:val="5A5F66"/>
-                <w:sz w:val="17"/>
-                <w:szCs w:val="17"/>
+                <w:sz w:val="18"/>
+                <w:szCs w:val="18"/>
               </w:rPr>
               <w:t xml:space="preserve">25 × 4 = 100. Multiply 18 by 4 too.</w:t>
             </w:r>
@@ -2551,7 +2507,7 @@
             <w:tr>
               <w:trPr>
                 <w:cantSplit/>
-                <w:trHeight w:val="820" w:hRule="atLeast"/>
+                <w:trHeight w:val="1000" w:hRule="atLeast"/>
               </w:trPr>
               <w:tc>
                 <w:tcPr>
@@ -2633,8 +2589,8 @@
                 <w:rFonts w:ascii="Avenir Next" w:hAnsi="Avenir Next" w:cs="Avenir Next" w:eastAsia="Avenir Next"/>
                 <w:b/>
                 <w:color w:val="1A1A1A"/>
-                <w:sz w:val="20"/>
-                <w:szCs w:val="20"/>
+                <w:sz w:val="21"/>
+                <w:szCs w:val="21"/>
               </w:rPr>
               <w:t xml:space="preserve">7.</w:t>
             </w:r>
@@ -2642,8 +2598,8 @@
               <w:rPr>
                 <w:rFonts w:ascii="Avenir Next" w:hAnsi="Avenir Next" w:cs="Avenir Next" w:eastAsia="Avenir Next"/>
                 <w:color w:val="1A1A1A"/>
-                <w:sz w:val="20"/>
-                <w:szCs w:val="20"/>
+                <w:sz w:val="21"/>
+                <w:szCs w:val="21"/>
               </w:rPr>
               <w:tab/>
             </w:r>
@@ -2652,8 +2608,8 @@
                 <w:rFonts w:ascii="Avenir Next" w:hAnsi="Avenir Next" w:cs="Avenir Next" w:eastAsia="Avenir Next"/>
                 <w:b/>
                 <w:color w:val="1A1A1A"/>
-                <w:sz w:val="20"/>
-                <w:szCs w:val="20"/>
+                <w:sz w:val="21"/>
+                <w:szCs w:val="21"/>
               </w:rPr>
               <w:t xml:space="preserve">Quilt Patches.  </w:t>
             </w:r>
@@ -2661,8 +2617,8 @@
               <w:rPr>
                 <w:rFonts w:ascii="Avenir Next" w:hAnsi="Avenir Next" w:cs="Avenir Next" w:eastAsia="Avenir Next"/>
                 <w:color w:val="1A1A1A"/>
-                <w:sz w:val="20"/>
-                <w:szCs w:val="20"/>
+                <w:sz w:val="21"/>
+                <w:szCs w:val="21"/>
               </w:rPr>
               <w:t xml:space="preserve">A quilt has 20 patches. 13 are stars; the rest are moons. What percent are moons?</w:t>
             </w:r>
@@ -2678,8 +2634,8 @@
                 <w:rFonts w:ascii="Avenir Next" w:hAnsi="Avenir Next" w:cs="Avenir Next" w:eastAsia="Avenir Next"/>
                 <w:b/>
                 <w:color w:val="003A70"/>
-                <w:sz w:val="17"/>
-                <w:szCs w:val="17"/>
+                <w:sz w:val="18"/>
+                <w:szCs w:val="18"/>
               </w:rPr>
               <w:t xml:space="preserve">Hint  </w:t>
             </w:r>
@@ -2688,8 +2644,8 @@
                 <w:rFonts w:ascii="Avenir Next" w:hAnsi="Avenir Next" w:cs="Avenir Next" w:eastAsia="Avenir Next"/>
                 <w:i/>
                 <w:color w:val="5A5F66"/>
-                <w:sz w:val="17"/>
-                <w:szCs w:val="17"/>
+                <w:sz w:val="18"/>
+                <w:szCs w:val="18"/>
               </w:rPr>
               <w:t xml:space="preserve">Find the number of moon patches first.</w:t>
             </w:r>
@@ -2727,7 +2683,7 @@
             <w:tr>
               <w:trPr>
                 <w:cantSplit/>
-                <w:trHeight w:val="820" w:hRule="atLeast"/>
+                <w:trHeight w:val="1000" w:hRule="atLeast"/>
               </w:trPr>
               <w:tc>
                 <w:tcPr>
@@ -2849,8 +2805,8 @@
                 <w:rFonts w:ascii="Avenir Next" w:hAnsi="Avenir Next" w:cs="Avenir Next" w:eastAsia="Avenir Next"/>
                 <w:b/>
                 <w:color w:val="1A1A1A"/>
-                <w:sz w:val="20"/>
-                <w:szCs w:val="20"/>
+                <w:sz w:val="21"/>
+                <w:szCs w:val="21"/>
               </w:rPr>
               <w:t xml:space="preserve">8.</w:t>
             </w:r>
@@ -2858,8 +2814,8 @@
               <w:rPr>
                 <w:rFonts w:ascii="Avenir Next" w:hAnsi="Avenir Next" w:cs="Avenir Next" w:eastAsia="Avenir Next"/>
                 <w:color w:val="1A1A1A"/>
-                <w:sz w:val="20"/>
-                <w:szCs w:val="20"/>
+                <w:sz w:val="21"/>
+                <w:szCs w:val="21"/>
               </w:rPr>
               <w:tab/>
             </w:r>
@@ -2868,8 +2824,8 @@
                 <w:rFonts w:ascii="Avenir Next" w:hAnsi="Avenir Next" w:cs="Avenir Next" w:eastAsia="Avenir Next"/>
                 <w:b/>
                 <w:color w:val="1A1A1A"/>
-                <w:sz w:val="20"/>
-                <w:szCs w:val="20"/>
+                <w:sz w:val="21"/>
+                <w:szCs w:val="21"/>
               </w:rPr>
               <w:t xml:space="preserve">Field Day.  </w:t>
             </w:r>
@@ -2877,10 +2833,10 @@
               <w:rPr>
                 <w:rFonts w:ascii="Avenir Next" w:hAnsi="Avenir Next" w:cs="Avenir Next" w:eastAsia="Avenir Next"/>
                 <w:color w:val="1A1A1A"/>
-                <w:sz w:val="20"/>
-                <w:szCs w:val="20"/>
-              </w:rPr>
-              <w:t xml:space="preserve">Of 40 students, 30 finished the obstacle course and the rest did not.</w:t>
+                <w:sz w:val="21"/>
+                <w:szCs w:val="21"/>
+              </w:rPr>
+              <w:t xml:space="preserve">Of 40 students, 22 finished the obstacle course and the rest did not.</w:t>
             </w:r>
           </w:p>
           <w:p>
@@ -2897,8 +2853,8 @@
                 <w:rFonts w:ascii="Avenir Next" w:hAnsi="Avenir Next" w:cs="Avenir Next" w:eastAsia="Avenir Next"/>
                 <w:b/>
                 <w:color w:val="003A70"/>
-                <w:sz w:val="20"/>
-                <w:szCs w:val="20"/>
+                <w:sz w:val="21"/>
+                <w:szCs w:val="21"/>
               </w:rPr>
               <w:t xml:space="preserve">a.</w:t>
             </w:r>
@@ -2906,8 +2862,8 @@
               <w:rPr>
                 <w:rFonts w:ascii="Avenir Next" w:hAnsi="Avenir Next" w:cs="Avenir Next" w:eastAsia="Avenir Next"/>
                 <w:color w:val="1A1A1A"/>
-                <w:sz w:val="20"/>
-                <w:szCs w:val="20"/>
+                <w:sz w:val="21"/>
+                <w:szCs w:val="21"/>
               </w:rPr>
               <w:tab/>
             </w:r>
@@ -2915,8 +2871,8 @@
               <w:rPr>
                 <w:rFonts w:ascii="Avenir Next" w:hAnsi="Avenir Next" w:cs="Avenir Next" w:eastAsia="Avenir Next"/>
                 <w:color w:val="1A1A1A"/>
-                <w:sz w:val="20"/>
-                <w:szCs w:val="20"/>
+                <w:sz w:val="21"/>
+                <w:szCs w:val="21"/>
               </w:rPr>
               <w:t xml:space="preserve">What percent finished?</w:t>
             </w:r>
@@ -2924,8 +2880,8 @@
               <w:rPr>
                 <w:rFonts w:ascii="Avenir Next" w:hAnsi="Avenir Next" w:cs="Avenir Next" w:eastAsia="Avenir Next"/>
                 <w:color w:val="1A1A1A"/>
-                <w:sz w:val="20"/>
-                <w:szCs w:val="20"/>
+                <w:sz w:val="21"/>
+                <w:szCs w:val="21"/>
               </w:rPr>
               <w:t xml:space="preserve">  </w:t>
             </w:r>
@@ -2933,8 +2889,8 @@
               <w:rPr>
                 <w:rFonts w:ascii="Avenir Next" w:hAnsi="Avenir Next" w:cs="Avenir Next" w:eastAsia="Avenir Next"/>
                 <w:color w:val="1A1A1A"/>
-                <w:sz w:val="20"/>
-                <w:szCs w:val="20"/>
+                <w:sz w:val="21"/>
+                <w:szCs w:val="21"/>
                 <w:u w:val="single"/>
               </w:rPr>
               <w:t xml:space="preserve">                </w:t>
@@ -2943,8 +2899,8 @@
               <w:rPr>
                 <w:rFonts w:ascii="Avenir Next" w:hAnsi="Avenir Next" w:cs="Avenir Next" w:eastAsia="Avenir Next"/>
                 <w:color w:val="1A1A1A"/>
-                <w:sz w:val="20"/>
-                <w:szCs w:val="20"/>
+                <w:sz w:val="21"/>
+                <w:szCs w:val="21"/>
               </w:rPr>
               <w:t xml:space="preserve"> %</w:t>
             </w:r>
@@ -2963,8 +2919,8 @@
                 <w:rFonts w:ascii="Avenir Next" w:hAnsi="Avenir Next" w:cs="Avenir Next" w:eastAsia="Avenir Next"/>
                 <w:b/>
                 <w:color w:val="003A70"/>
-                <w:sz w:val="20"/>
-                <w:szCs w:val="20"/>
+                <w:sz w:val="21"/>
+                <w:szCs w:val="21"/>
               </w:rPr>
               <w:t xml:space="preserve">b.</w:t>
             </w:r>
@@ -2972,8 +2928,8 @@
               <w:rPr>
                 <w:rFonts w:ascii="Avenir Next" w:hAnsi="Avenir Next" w:cs="Avenir Next" w:eastAsia="Avenir Next"/>
                 <w:color w:val="1A1A1A"/>
-                <w:sz w:val="20"/>
-                <w:szCs w:val="20"/>
+                <w:sz w:val="21"/>
+                <w:szCs w:val="21"/>
               </w:rPr>
               <w:tab/>
             </w:r>
@@ -2981,8 +2937,8 @@
               <w:rPr>
                 <w:rFonts w:ascii="Avenir Next" w:hAnsi="Avenir Next" w:cs="Avenir Next" w:eastAsia="Avenir Next"/>
                 <w:color w:val="1A1A1A"/>
-                <w:sz w:val="20"/>
-                <w:szCs w:val="20"/>
+                <w:sz w:val="21"/>
+                <w:szCs w:val="21"/>
               </w:rPr>
               <w:t xml:space="preserve">What percent did not finish?</w:t>
             </w:r>
@@ -2990,8 +2946,8 @@
               <w:rPr>
                 <w:rFonts w:ascii="Avenir Next" w:hAnsi="Avenir Next" w:cs="Avenir Next" w:eastAsia="Avenir Next"/>
                 <w:color w:val="1A1A1A"/>
-                <w:sz w:val="20"/>
-                <w:szCs w:val="20"/>
+                <w:sz w:val="21"/>
+                <w:szCs w:val="21"/>
               </w:rPr>
               <w:t xml:space="preserve">  </w:t>
             </w:r>
@@ -2999,8 +2955,8 @@
               <w:rPr>
                 <w:rFonts w:ascii="Avenir Next" w:hAnsi="Avenir Next" w:cs="Avenir Next" w:eastAsia="Avenir Next"/>
                 <w:color w:val="1A1A1A"/>
-                <w:sz w:val="20"/>
-                <w:szCs w:val="20"/>
+                <w:sz w:val="21"/>
+                <w:szCs w:val="21"/>
                 <w:u w:val="single"/>
               </w:rPr>
               <w:t xml:space="preserve">                </w:t>
@@ -3009,8 +2965,8 @@
               <w:rPr>
                 <w:rFonts w:ascii="Avenir Next" w:hAnsi="Avenir Next" w:cs="Avenir Next" w:eastAsia="Avenir Next"/>
                 <w:color w:val="1A1A1A"/>
-                <w:sz w:val="20"/>
-                <w:szCs w:val="20"/>
+                <w:sz w:val="21"/>
+                <w:szCs w:val="21"/>
               </w:rPr>
               <w:t xml:space="preserve"> %</w:t>
             </w:r>
@@ -3029,8 +2985,8 @@
                 <w:rFonts w:ascii="Avenir Next" w:hAnsi="Avenir Next" w:cs="Avenir Next" w:eastAsia="Avenir Next"/>
                 <w:b/>
                 <w:color w:val="003A70"/>
-                <w:sz w:val="20"/>
-                <w:szCs w:val="20"/>
+                <w:sz w:val="21"/>
+                <w:szCs w:val="21"/>
               </w:rPr>
               <w:t xml:space="preserve">c.</w:t>
             </w:r>
@@ -3038,8 +2994,8 @@
               <w:rPr>
                 <w:rFonts w:ascii="Avenir Next" w:hAnsi="Avenir Next" w:cs="Avenir Next" w:eastAsia="Avenir Next"/>
                 <w:color w:val="1A1A1A"/>
-                <w:sz w:val="20"/>
-                <w:szCs w:val="20"/>
+                <w:sz w:val="21"/>
+                <w:szCs w:val="21"/>
               </w:rPr>
               <w:tab/>
             </w:r>
@@ -3047,8 +3003,8 @@
               <w:rPr>
                 <w:rFonts w:ascii="Avenir Next" w:hAnsi="Avenir Next" w:cs="Avenir Next" w:eastAsia="Avenir Next"/>
                 <w:color w:val="1A1A1A"/>
-                <w:sz w:val="20"/>
-                <w:szCs w:val="20"/>
+                <w:sz w:val="21"/>
+                <w:szCs w:val="21"/>
               </w:rPr>
               <w:t xml:space="preserve">How can you check both percents without computing them again?</w:t>
             </w:r>
@@ -3056,8 +3012,8 @@
               <w:rPr>
                 <w:rFonts w:ascii="Avenir Next" w:hAnsi="Avenir Next" w:cs="Avenir Next" w:eastAsia="Avenir Next"/>
                 <w:color w:val="1A1A1A"/>
-                <w:sz w:val="20"/>
-                <w:szCs w:val="20"/>
+                <w:sz w:val="21"/>
+                <w:szCs w:val="21"/>
               </w:rPr>
               <w:t xml:space="preserve">  </w:t>
             </w:r>
@@ -3065,8 +3021,8 @@
               <w:rPr>
                 <w:rFonts w:ascii="Avenir Next" w:hAnsi="Avenir Next" w:cs="Avenir Next" w:eastAsia="Avenir Next"/>
                 <w:color w:val="1A1A1A"/>
-                <w:sz w:val="20"/>
-                <w:szCs w:val="20"/>
+                <w:sz w:val="21"/>
+                <w:szCs w:val="21"/>
                 <w:u w:val="single"/>
               </w:rPr>
               <w:t xml:space="preserve">                      </w:t>
@@ -3105,7 +3061,7 @@
             <w:tr>
               <w:trPr>
                 <w:cantSplit/>
-                <w:trHeight w:val="820" w:hRule="atLeast"/>
+                <w:trHeight w:val="1000" w:hRule="atLeast"/>
               </w:trPr>
               <w:tc>
                 <w:tcPr>
@@ -3153,6 +3109,7 @@
           <w:tab w:val="right" w:pos="9504"/>
         </w:tabs>
         <w:spacing w:before="90" w:after="50" w:line="240" w:lineRule="auto"/>
+        <w:outlineLvl w:val="1"/>
       </w:pPr>
       <w:r>
         <w:rPr>
@@ -3237,8 +3194,8 @@
                 <w:rFonts w:ascii="Avenir Next" w:hAnsi="Avenir Next" w:cs="Avenir Next" w:eastAsia="Avenir Next"/>
                 <w:b/>
                 <w:color w:val="1A1A1A"/>
-                <w:sz w:val="20"/>
-                <w:szCs w:val="20"/>
+                <w:sz w:val="21"/>
+                <w:szCs w:val="21"/>
               </w:rPr>
               <w:t xml:space="preserve">9.</w:t>
             </w:r>
@@ -3246,8 +3203,8 @@
               <w:rPr>
                 <w:rFonts w:ascii="Avenir Next" w:hAnsi="Avenir Next" w:cs="Avenir Next" w:eastAsia="Avenir Next"/>
                 <w:color w:val="1A1A1A"/>
-                <w:sz w:val="20"/>
-                <w:szCs w:val="20"/>
+                <w:sz w:val="21"/>
+                <w:szCs w:val="21"/>
               </w:rPr>
               <w:tab/>
             </w:r>
@@ -3256,8 +3213,8 @@
                 <w:rFonts w:ascii="Avenir Next" w:hAnsi="Avenir Next" w:cs="Avenir Next" w:eastAsia="Avenir Next"/>
                 <w:b/>
                 <w:color w:val="1A1A1A"/>
-                <w:sz w:val="20"/>
-                <w:szCs w:val="20"/>
+                <w:sz w:val="21"/>
+                <w:szCs w:val="21"/>
               </w:rPr>
               <w:t xml:space="preserve">Elena’s Work.  </w:t>
             </w:r>
@@ -3265,8 +3222,8 @@
               <w:rPr>
                 <w:rFonts w:ascii="Avenir Next" w:hAnsi="Avenir Next" w:cs="Avenir Next" w:eastAsia="Avenir Next"/>
                 <w:color w:val="1A1A1A"/>
-                <w:sz w:val="20"/>
-                <w:szCs w:val="20"/>
+                <w:sz w:val="21"/>
+                <w:szCs w:val="21"/>
               </w:rPr>
               <w:t xml:space="preserve">Elena counted 25 seedlings, and 9 of them sprouted. She wrote, “So 9% of the seedlings sprouted.” Explain her mistake and find the correct percent.</w:t>
             </w:r>
@@ -3336,26 +3293,6 @@
                 </w:p>
               </w:tc>
             </w:tr>
-            <w:tr>
-              <w:trPr>
-                <w:cantSplit/>
-                <w:trHeight w:val="400" w:hRule="atLeast"/>
-              </w:trPr>
-              <w:tc>
-                <w:tcPr>
-                  <w:tcW w:w="9072" w:type="dxa"/>
-                  <w:tcBorders>
-                    <w:bottom w:val="single" w:sz="4" w:space="0" w:color="000000"/>
-                  </w:tcBorders>
-                  <w:vAlign w:val="top"/>
-                </w:tcPr>
-                <w:p>
-                  <w:pPr>
-                    <w:spacing w:before="0" w:after="0" w:line="240" w:lineRule="auto"/>
-                  </w:pPr>
-                </w:p>
-              </w:tc>
-            </w:tr>
           </w:tbl>
           <w:p>
             <w:pPr>
@@ -3380,6 +3317,7 @@
           <w:tab w:val="right" w:pos="9504"/>
         </w:tabs>
         <w:spacing w:before="90" w:after="50" w:line="240" w:lineRule="auto"/>
+        <w:outlineLvl w:val="1"/>
       </w:pPr>
       <w:r>
         <w:rPr>
@@ -3464,8 +3402,8 @@
                 <w:rFonts w:ascii="Avenir Next" w:hAnsi="Avenir Next" w:cs="Avenir Next" w:eastAsia="Avenir Next"/>
                 <w:b/>
                 <w:color w:val="1A1A1A"/>
-                <w:sz w:val="20"/>
-                <w:szCs w:val="20"/>
+                <w:sz w:val="21"/>
+                <w:szCs w:val="21"/>
               </w:rPr>
               <w:t xml:space="preserve">10.</w:t>
             </w:r>
@@ -3473,8 +3411,8 @@
               <w:rPr>
                 <w:rFonts w:ascii="Avenir Next" w:hAnsi="Avenir Next" w:cs="Avenir Next" w:eastAsia="Avenir Next"/>
                 <w:color w:val="1A1A1A"/>
-                <w:sz w:val="20"/>
-                <w:szCs w:val="20"/>
+                <w:sz w:val="21"/>
+                <w:szCs w:val="21"/>
               </w:rPr>
               <w:tab/>
             </w:r>
@@ -3482,8 +3420,8 @@
               <w:rPr>
                 <w:rFonts w:ascii="Avenir Next" w:hAnsi="Avenir Next" w:cs="Avenir Next" w:eastAsia="Avenir Next"/>
                 <w:color w:val="1A1A1A"/>
-                <w:sz w:val="20"/>
-                <w:szCs w:val="20"/>
+                <w:sz w:val="21"/>
+                <w:szCs w:val="21"/>
               </w:rPr>
               <w:t xml:space="preserve">9 out of 20 written as a percent is —</w:t>
             </w:r>
@@ -3538,8 +3476,8 @@
                       <w:rFonts w:ascii="Avenir Next" w:hAnsi="Avenir Next" w:cs="Avenir Next" w:eastAsia="Avenir Next"/>
                       <w:b/>
                       <w:color w:val="003A70"/>
-                      <w:sz w:val="19"/>
-                      <w:szCs w:val="19"/>
+                      <w:sz w:val="20"/>
+                      <w:szCs w:val="20"/>
                     </w:rPr>
                     <w:t xml:space="preserve">A</w:t>
                   </w:r>
@@ -3547,8 +3485,8 @@
                     <w:rPr>
                       <w:rFonts w:ascii="Avenir Next" w:hAnsi="Avenir Next" w:cs="Avenir Next" w:eastAsia="Avenir Next"/>
                       <w:color w:val="1A1A1A"/>
-                      <w:sz w:val="19"/>
-                      <w:szCs w:val="19"/>
+                      <w:sz w:val="20"/>
+                      <w:szCs w:val="20"/>
                     </w:rPr>
                     <w:tab/>
                   </w:r>
@@ -3556,8 +3494,8 @@
                     <w:rPr>
                       <w:rFonts w:ascii="Avenir Next" w:hAnsi="Avenir Next" w:cs="Avenir Next" w:eastAsia="Avenir Next"/>
                       <w:color w:val="1A1A1A"/>
-                      <w:sz w:val="19"/>
-                      <w:szCs w:val="19"/>
+                      <w:sz w:val="20"/>
+                      <w:szCs w:val="20"/>
                     </w:rPr>
                     <w:t xml:space="preserve">9%</w:t>
                   </w:r>
@@ -3581,8 +3519,8 @@
                       <w:rFonts w:ascii="Avenir Next" w:hAnsi="Avenir Next" w:cs="Avenir Next" w:eastAsia="Avenir Next"/>
                       <w:b/>
                       <w:color w:val="003A70"/>
-                      <w:sz w:val="19"/>
-                      <w:szCs w:val="19"/>
+                      <w:sz w:val="20"/>
+                      <w:szCs w:val="20"/>
                     </w:rPr>
                     <w:t xml:space="preserve">B</w:t>
                   </w:r>
@@ -3590,8 +3528,8 @@
                     <w:rPr>
                       <w:rFonts w:ascii="Avenir Next" w:hAnsi="Avenir Next" w:cs="Avenir Next" w:eastAsia="Avenir Next"/>
                       <w:color w:val="1A1A1A"/>
-                      <w:sz w:val="19"/>
-                      <w:szCs w:val="19"/>
+                      <w:sz w:val="20"/>
+                      <w:szCs w:val="20"/>
                     </w:rPr>
                     <w:tab/>
                   </w:r>
@@ -3599,8 +3537,8 @@
                     <w:rPr>
                       <w:rFonts w:ascii="Avenir Next" w:hAnsi="Avenir Next" w:cs="Avenir Next" w:eastAsia="Avenir Next"/>
                       <w:color w:val="1A1A1A"/>
-                      <w:sz w:val="19"/>
-                      <w:szCs w:val="19"/>
+                      <w:sz w:val="20"/>
+                      <w:szCs w:val="20"/>
                     </w:rPr>
                     <w:t xml:space="preserve">45%</w:t>
                   </w:r>
@@ -3624,8 +3562,8 @@
                       <w:rFonts w:ascii="Avenir Next" w:hAnsi="Avenir Next" w:cs="Avenir Next" w:eastAsia="Avenir Next"/>
                       <w:b/>
                       <w:color w:val="003A70"/>
-                      <w:sz w:val="19"/>
-                      <w:szCs w:val="19"/>
+                      <w:sz w:val="20"/>
+                      <w:szCs w:val="20"/>
                     </w:rPr>
                     <w:t xml:space="preserve">C</w:t>
                   </w:r>
@@ -3633,8 +3571,8 @@
                     <w:rPr>
                       <w:rFonts w:ascii="Avenir Next" w:hAnsi="Avenir Next" w:cs="Avenir Next" w:eastAsia="Avenir Next"/>
                       <w:color w:val="1A1A1A"/>
-                      <w:sz w:val="19"/>
-                      <w:szCs w:val="19"/>
+                      <w:sz w:val="20"/>
+                      <w:szCs w:val="20"/>
                     </w:rPr>
                     <w:tab/>
                   </w:r>
@@ -3642,8 +3580,8 @@
                     <w:rPr>
                       <w:rFonts w:ascii="Avenir Next" w:hAnsi="Avenir Next" w:cs="Avenir Next" w:eastAsia="Avenir Next"/>
                       <w:color w:val="1A1A1A"/>
-                      <w:sz w:val="19"/>
-                      <w:szCs w:val="19"/>
+                      <w:sz w:val="20"/>
+                      <w:szCs w:val="20"/>
                     </w:rPr>
                     <w:t xml:space="preserve">29%</w:t>
                   </w:r>
@@ -3667,8 +3605,8 @@
                       <w:rFonts w:ascii="Avenir Next" w:hAnsi="Avenir Next" w:cs="Avenir Next" w:eastAsia="Avenir Next"/>
                       <w:b/>
                       <w:color w:val="003A70"/>
-                      <w:sz w:val="19"/>
-                      <w:szCs w:val="19"/>
+                      <w:sz w:val="20"/>
+                      <w:szCs w:val="20"/>
                     </w:rPr>
                     <w:t xml:space="preserve">D</w:t>
                   </w:r>
@@ -3676,8 +3614,8 @@
                     <w:rPr>
                       <w:rFonts w:ascii="Avenir Next" w:hAnsi="Avenir Next" w:cs="Avenir Next" w:eastAsia="Avenir Next"/>
                       <w:color w:val="1A1A1A"/>
-                      <w:sz w:val="19"/>
-                      <w:szCs w:val="19"/>
+                      <w:sz w:val="20"/>
+                      <w:szCs w:val="20"/>
                     </w:rPr>
                     <w:tab/>
                   </w:r>
@@ -3685,8 +3623,8 @@
                     <w:rPr>
                       <w:rFonts w:ascii="Avenir Next" w:hAnsi="Avenir Next" w:cs="Avenir Next" w:eastAsia="Avenir Next"/>
                       <w:color w:val="1A1A1A"/>
-                      <w:sz w:val="19"/>
-                      <w:szCs w:val="19"/>
+                      <w:sz w:val="20"/>
+                      <w:szCs w:val="20"/>
                     </w:rPr>
                     <w:t xml:space="preserve">11%</w:t>
                   </w:r>
@@ -3759,8 +3697,8 @@
                 <w:rFonts w:ascii="Avenir Next" w:hAnsi="Avenir Next" w:cs="Avenir Next" w:eastAsia="Avenir Next"/>
                 <w:b/>
                 <w:color w:val="1A1A1A"/>
-                <w:sz w:val="20"/>
-                <w:szCs w:val="20"/>
+                <w:sz w:val="21"/>
+                <w:szCs w:val="21"/>
               </w:rPr>
               <w:t xml:space="preserve">11.</w:t>
             </w:r>
@@ -3768,8 +3706,8 @@
               <w:rPr>
                 <w:rFonts w:ascii="Avenir Next" w:hAnsi="Avenir Next" w:cs="Avenir Next" w:eastAsia="Avenir Next"/>
                 <w:color w:val="1A1A1A"/>
-                <w:sz w:val="20"/>
-                <w:szCs w:val="20"/>
+                <w:sz w:val="21"/>
+                <w:szCs w:val="21"/>
               </w:rPr>
               <w:tab/>
             </w:r>
@@ -3777,8 +3715,8 @@
               <w:rPr>
                 <w:rFonts w:ascii="Avenir Next" w:hAnsi="Avenir Next" w:cs="Avenir Next" w:eastAsia="Avenir Next"/>
                 <w:color w:val="1A1A1A"/>
-                <w:sz w:val="20"/>
-                <w:szCs w:val="20"/>
+                <w:sz w:val="21"/>
+                <w:szCs w:val="21"/>
               </w:rPr>
               <w:t xml:space="preserve">A percent compares a part to a whole of —</w:t>
             </w:r>
@@ -3833,8 +3771,8 @@
                       <w:rFonts w:ascii="Avenir Next" w:hAnsi="Avenir Next" w:cs="Avenir Next" w:eastAsia="Avenir Next"/>
                       <w:b/>
                       <w:color w:val="003A70"/>
-                      <w:sz w:val="19"/>
-                      <w:szCs w:val="19"/>
+                      <w:sz w:val="20"/>
+                      <w:szCs w:val="20"/>
                     </w:rPr>
                     <w:t xml:space="preserve">A</w:t>
                   </w:r>
@@ -3842,8 +3780,8 @@
                     <w:rPr>
                       <w:rFonts w:ascii="Avenir Next" w:hAnsi="Avenir Next" w:cs="Avenir Next" w:eastAsia="Avenir Next"/>
                       <w:color w:val="1A1A1A"/>
-                      <w:sz w:val="19"/>
-                      <w:szCs w:val="19"/>
+                      <w:sz w:val="20"/>
+                      <w:szCs w:val="20"/>
                     </w:rPr>
                     <w:tab/>
                   </w:r>
@@ -3851,8 +3789,8 @@
                     <w:rPr>
                       <w:rFonts w:ascii="Avenir Next" w:hAnsi="Avenir Next" w:cs="Avenir Next" w:eastAsia="Avenir Next"/>
                       <w:color w:val="1A1A1A"/>
-                      <w:sz w:val="19"/>
-                      <w:szCs w:val="19"/>
+                      <w:sz w:val="20"/>
+                      <w:szCs w:val="20"/>
                     </w:rPr>
                     <w:t xml:space="preserve">10</w:t>
                   </w:r>
@@ -3876,8 +3814,8 @@
                       <w:rFonts w:ascii="Avenir Next" w:hAnsi="Avenir Next" w:cs="Avenir Next" w:eastAsia="Avenir Next"/>
                       <w:b/>
                       <w:color w:val="003A70"/>
-                      <w:sz w:val="19"/>
-                      <w:szCs w:val="19"/>
+                      <w:sz w:val="20"/>
+                      <w:szCs w:val="20"/>
                     </w:rPr>
                     <w:t xml:space="preserve">B</w:t>
                   </w:r>
@@ -3885,8 +3823,8 @@
                     <w:rPr>
                       <w:rFonts w:ascii="Avenir Next" w:hAnsi="Avenir Next" w:cs="Avenir Next" w:eastAsia="Avenir Next"/>
                       <w:color w:val="1A1A1A"/>
-                      <w:sz w:val="19"/>
-                      <w:szCs w:val="19"/>
+                      <w:sz w:val="20"/>
+                      <w:szCs w:val="20"/>
                     </w:rPr>
                     <w:tab/>
                   </w:r>
@@ -3894,8 +3832,8 @@
                     <w:rPr>
                       <w:rFonts w:ascii="Avenir Next" w:hAnsi="Avenir Next" w:cs="Avenir Next" w:eastAsia="Avenir Next"/>
                       <w:color w:val="1A1A1A"/>
-                      <w:sz w:val="19"/>
-                      <w:szCs w:val="19"/>
+                      <w:sz w:val="20"/>
+                      <w:szCs w:val="20"/>
                     </w:rPr>
                     <w:t xml:space="preserve">1,000</w:t>
                   </w:r>
@@ -3919,8 +3857,8 @@
                       <w:rFonts w:ascii="Avenir Next" w:hAnsi="Avenir Next" w:cs="Avenir Next" w:eastAsia="Avenir Next"/>
                       <w:b/>
                       <w:color w:val="003A70"/>
-                      <w:sz w:val="19"/>
-                      <w:szCs w:val="19"/>
+                      <w:sz w:val="20"/>
+                      <w:szCs w:val="20"/>
                     </w:rPr>
                     <w:t xml:space="preserve">C</w:t>
                   </w:r>
@@ -3928,8 +3866,8 @@
                     <w:rPr>
                       <w:rFonts w:ascii="Avenir Next" w:hAnsi="Avenir Next" w:cs="Avenir Next" w:eastAsia="Avenir Next"/>
                       <w:color w:val="1A1A1A"/>
-                      <w:sz w:val="19"/>
-                      <w:szCs w:val="19"/>
+                      <w:sz w:val="20"/>
+                      <w:szCs w:val="20"/>
                     </w:rPr>
                     <w:tab/>
                   </w:r>
@@ -3937,8 +3875,8 @@
                     <w:rPr>
                       <w:rFonts w:ascii="Avenir Next" w:hAnsi="Avenir Next" w:cs="Avenir Next" w:eastAsia="Avenir Next"/>
                       <w:color w:val="1A1A1A"/>
-                      <w:sz w:val="19"/>
-                      <w:szCs w:val="19"/>
+                      <w:sz w:val="20"/>
+                      <w:szCs w:val="20"/>
                     </w:rPr>
                     <w:t xml:space="preserve">100</w:t>
                   </w:r>
@@ -3962,8 +3900,8 @@
                       <w:rFonts w:ascii="Avenir Next" w:hAnsi="Avenir Next" w:cs="Avenir Next" w:eastAsia="Avenir Next"/>
                       <w:b/>
                       <w:color w:val="003A70"/>
-                      <w:sz w:val="19"/>
-                      <w:szCs w:val="19"/>
+                      <w:sz w:val="20"/>
+                      <w:szCs w:val="20"/>
                     </w:rPr>
                     <w:t xml:space="preserve">D</w:t>
                   </w:r>
@@ -3971,8 +3909,8 @@
                     <w:rPr>
                       <w:rFonts w:ascii="Avenir Next" w:hAnsi="Avenir Next" w:cs="Avenir Next" w:eastAsia="Avenir Next"/>
                       <w:color w:val="1A1A1A"/>
-                      <w:sz w:val="19"/>
-                      <w:szCs w:val="19"/>
+                      <w:sz w:val="20"/>
+                      <w:szCs w:val="20"/>
                     </w:rPr>
                     <w:tab/>
                   </w:r>
@@ -3980,8 +3918,8 @@
                     <w:rPr>
                       <w:rFonts w:ascii="Avenir Next" w:hAnsi="Avenir Next" w:cs="Avenir Next" w:eastAsia="Avenir Next"/>
                       <w:color w:val="1A1A1A"/>
-                      <w:sz w:val="19"/>
-                      <w:szCs w:val="19"/>
+                      <w:sz w:val="20"/>
+                      <w:szCs w:val="20"/>
                     </w:rPr>
                     <w:t xml:space="preserve">1</w:t>
                   </w:r>
@@ -4012,6 +3950,7 @@
           <w:tab w:val="right" w:pos="9504"/>
         </w:tabs>
         <w:spacing w:before="90" w:after="50" w:line="240" w:lineRule="auto"/>
+        <w:outlineLvl w:val="1"/>
       </w:pPr>
       <w:r>
         <w:rPr>
@@ -4139,7 +4078,7 @@
                 <w:sz w:val="18"/>
                 <w:szCs w:val="18"/>
               </w:rPr>
-              <w:t xml:space="preserve">75%</w:t>
+              <w:t xml:space="preserve">55%</w:t>
             </w:r>
           </w:p>
           <w:p>
